--- a/dist/Curriculum-Vitae.docx
+++ b/dist/Curriculum-Vitae.docx
@@ -4,97 +4,177 @@
   <w:body>
     <w:p>
       <w:pPr>
-        <w:pStyle w:val="Heading1"/>
-        <w:spacing w:before="61"/>
-        <w:ind w:left="4" w:right="1"/>
-        <w:jc w:val="center"/>
-      </w:pPr>
-      <w:r>
-        <w:rPr>
+        <w:ind w:left="164"/>
+        <w:rPr>
+          <w:rFonts w:ascii="Arial" w:hAnsi="Arial" w:cs="Arial"/>
+          <w:b/>
+          <w:bCs/>
+          <w:color w:val="1F497D" w:themeColor="text2"/>
+          <w:sz w:val="44"/>
+          <w:szCs w:val="44"/>
+        </w:rPr>
+      </w:pPr>
+      <w:r>
+        <w:rPr>
+          <w:rFonts w:ascii="Arial" w:hAnsi="Arial" w:cs="Arial"/>
+          <w:b/>
+          <w:bCs/>
+          <w:color w:val="1F497D" w:themeColor="text2"/>
           <w:spacing w:val="-8"/>
+          <w:sz w:val="44"/>
+          <w:szCs w:val="44"/>
         </w:rPr>
         <w:t xml:space="preserve">WAHYU </w:t>
       </w:r>
       <w:r>
         <w:rPr>
-          <w:spacing w:val="-2"/>
+          <w:rFonts w:ascii="Arial" w:hAnsi="Arial" w:cs="Arial"/>
+          <w:b/>
+          <w:bCs/>
+          <w:color w:val="1F497D" w:themeColor="text2"/>
+          <w:sz w:val="44"/>
+          <w:szCs w:val="44"/>
         </w:rPr>
         <w:t>ARLIANSYAH</w:t>
       </w:r>
     </w:p>
     <w:p>
       <w:pPr>
+        <w:rPr>
+          <w:rFonts w:ascii="Arial" w:hAnsi="Arial" w:cs="Arial"/>
+          <w:b/>
+          <w:bCs/>
+          <w:color w:val="1F497D" w:themeColor="text2"/>
+          <w:sz w:val="20"/>
+          <w:szCs w:val="20"/>
+        </w:rPr>
+      </w:pPr>
+    </w:p>
+    <w:p>
+      <w:pPr>
         <w:pStyle w:val="BodyText"/>
-        <w:spacing w:before="179"/>
-        <w:ind w:left="4"/>
-        <w:jc w:val="center"/>
-      </w:pPr>
-      <w:hyperlink r:id="rId5">
+        <w:spacing w:line="360" w:lineRule="auto"/>
+        <w:ind w:left="164"/>
+        <w:rPr>
+          <w:rFonts w:ascii="Arial" w:hAnsi="Arial" w:cs="Arial"/>
+          <w:sz w:val="20"/>
+          <w:szCs w:val="20"/>
+        </w:rPr>
+      </w:pPr>
+      <w:r>
+        <w:rPr>
+          <w:rFonts w:ascii="Arial" w:hAnsi="Arial" w:cs="Arial"/>
+          <w:spacing w:val="-2"/>
+          <w:sz w:val="20"/>
+          <w:szCs w:val="20"/>
+        </w:rPr>
+        <w:t>Tangerang,</w:t>
+      </w:r>
+      <w:r>
+        <w:rPr>
+          <w:rFonts w:ascii="Arial" w:hAnsi="Arial" w:cs="Arial"/>
+          <w:spacing w:val="8"/>
+          <w:sz w:val="20"/>
+          <w:szCs w:val="20"/>
+        </w:rPr>
+        <w:t xml:space="preserve"> </w:t>
+      </w:r>
+      <w:r>
+        <w:rPr>
+          <w:rFonts w:ascii="Arial" w:hAnsi="Arial" w:cs="Arial"/>
+          <w:spacing w:val="-2"/>
+          <w:sz w:val="20"/>
+          <w:szCs w:val="20"/>
+        </w:rPr>
+        <w:t>Banten</w:t>
+      </w:r>
+      <w:r>
+        <w:rPr>
+          <w:rFonts w:ascii="Arial" w:hAnsi="Arial" w:cs="Arial"/>
+          <w:sz w:val="20"/>
+          <w:szCs w:val="20"/>
+        </w:rPr>
+        <w:t xml:space="preserve"> | </w:t>
+      </w:r>
+      <w:hyperlink r:id="rId6" w:history="1">
         <w:r>
           <w:rPr>
-            <w:color w:val="0461C1"/>
-            <w:spacing w:val="-2"/>
-            <w:u w:val="single" w:color="0461C1"/>
+            <w:rStyle w:val="Hyperlink"/>
+            <w:rFonts w:ascii="Arial" w:hAnsi="Arial" w:cs="Arial"/>
+            <w:sz w:val="20"/>
+            <w:szCs w:val="20"/>
           </w:rPr>
           <w:t>wahyuarliansyah00@gmail.com</w:t>
         </w:r>
       </w:hyperlink>
       <w:r>
         <w:rPr>
-          <w:color w:val="0461C1"/>
-          <w:spacing w:val="7"/>
+          <w:rFonts w:ascii="Arial" w:hAnsi="Arial" w:cs="Arial"/>
+          <w:sz w:val="20"/>
+          <w:szCs w:val="20"/>
         </w:rPr>
         <w:t xml:space="preserve"> </w:t>
       </w:r>
       <w:r>
         <w:rPr>
+          <w:rFonts w:ascii="Arial" w:hAnsi="Arial" w:cs="Arial"/>
           <w:spacing w:val="-2"/>
-        </w:rPr>
-        <w:t>| Tangerang,</w:t>
-      </w:r>
-      <w:r>
-        <w:rPr>
-          <w:spacing w:val="8"/>
-        </w:rPr>
-        <w:t xml:space="preserve"> </w:t>
-      </w:r>
-      <w:r>
-        <w:rPr>
+          <w:sz w:val="20"/>
+          <w:szCs w:val="20"/>
+        </w:rPr>
+        <w:t xml:space="preserve">| </w:t>
+      </w:r>
+      <w:r>
+        <w:rPr>
+          <w:rFonts w:ascii="Arial" w:hAnsi="Arial" w:cs="Arial"/>
           <w:spacing w:val="-2"/>
-        </w:rPr>
-        <w:t>Banten</w:t>
+          <w:sz w:val="20"/>
+          <w:szCs w:val="20"/>
+        </w:rPr>
+        <w:t>https://portofolio-wahyu-sooty.vercel.app/</w:t>
       </w:r>
     </w:p>
     <w:p>
       <w:pPr>
-        <w:pStyle w:val="BodyText"/>
+        <w:rPr>
+          <w:rFonts w:ascii="Arial" w:hAnsi="Arial" w:cs="Arial"/>
+          <w:sz w:val="20"/>
+          <w:szCs w:val="20"/>
+        </w:rPr>
       </w:pPr>
     </w:p>
     <w:p>
       <w:pPr>
-        <w:pStyle w:val="BodyText"/>
-        <w:spacing w:before="107"/>
-      </w:pPr>
-    </w:p>
-    <w:p>
-      <w:pPr>
-        <w:pStyle w:val="Heading1"/>
-        <w:spacing w:before="1"/>
-      </w:pPr>
-      <w:r>
-        <w:rPr>
+        <w:ind w:left="164"/>
+        <w:rPr>
+          <w:rFonts w:ascii="Arial" w:hAnsi="Arial" w:cs="Arial"/>
+          <w:b/>
+          <w:bCs/>
+          <w:color w:val="1F497D" w:themeColor="text2"/>
+          <w:sz w:val="28"/>
+          <w:szCs w:val="28"/>
+        </w:rPr>
+      </w:pPr>
+      <w:r>
+        <w:rPr>
+          <w:rFonts w:ascii="Arial" w:hAnsi="Arial" w:cs="Arial"/>
+          <w:b/>
+          <w:bCs/>
           <w:noProof/>
+          <w:color w:val="1F497D" w:themeColor="text2"/>
+          <w:sz w:val="28"/>
+          <w:szCs w:val="28"/>
         </w:rPr>
         <mc:AlternateContent>
           <mc:Choice Requires="wps">
             <w:drawing>
-              <wp:anchor distT="0" distB="0" distL="0" distR="0" simplePos="0" relativeHeight="487587840" behindDoc="1" locked="0" layoutInCell="1" allowOverlap="1" wp14:anchorId="5EF91EEF" wp14:editId="1624AF9D">
+              <wp:anchor distT="0" distB="0" distL="0" distR="0" simplePos="0" relativeHeight="251643392" behindDoc="1" locked="0" layoutInCell="1" allowOverlap="1" wp14:anchorId="5EF91EEF" wp14:editId="362D885E">
                 <wp:simplePos x="0" y="0"/>
                 <wp:positionH relativeFrom="page">
-                  <wp:posOffset>895985</wp:posOffset>
+                  <wp:posOffset>909955</wp:posOffset>
                 </wp:positionH>
                 <wp:positionV relativeFrom="paragraph">
-                  <wp:posOffset>186236</wp:posOffset>
+                  <wp:posOffset>248774</wp:posOffset>
                 </wp:positionV>
                 <wp:extent cx="5769610" cy="9525"/>
                 <wp:effectExtent l="0" t="0" r="0" b="0"/>
@@ -154,12 +234,18 @@
                     </wps:wsp>
                   </a:graphicData>
                 </a:graphic>
+                <wp14:sizeRelH relativeFrom="margin">
+                  <wp14:pctWidth>0</wp14:pctWidth>
+                </wp14:sizeRelH>
+                <wp14:sizeRelV relativeFrom="margin">
+                  <wp14:pctHeight>0</wp14:pctHeight>
+                </wp14:sizeRelV>
               </wp:anchor>
             </w:drawing>
           </mc:Choice>
           <mc:Fallback>
             <w:pict>
-              <v:shape w14:anchorId="728E993A" id="Graphic 1" o:spid="_x0000_s1026" style="position:absolute;margin-left:70.55pt;margin-top:14.65pt;width:454.3pt;height:.75pt;z-index:-15728640;visibility:visible;mso-wrap-style:square;mso-wrap-distance-left:0;mso-wrap-distance-top:0;mso-wrap-distance-right:0;mso-wrap-distance-bottom:0;mso-position-horizontal:absolute;mso-position-horizontal-relative:page;mso-position-vertical:absolute;mso-position-vertical-relative:text;v-text-anchor:top" coordsize="5769610,9525" o:gfxdata="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" path="m5769228,l,,,9144r5769228,l5769228,xe" fillcolor="black" stroked="f">
+              <v:shape w14:anchorId="5E064214" id="Graphic 1" o:spid="_x0000_s1026" style="position:absolute;margin-left:71.65pt;margin-top:19.6pt;width:454.3pt;height:.75pt;z-index:-251673088;visibility:visible;mso-wrap-style:square;mso-width-percent:0;mso-height-percent:0;mso-wrap-distance-left:0;mso-wrap-distance-top:0;mso-wrap-distance-right:0;mso-wrap-distance-bottom:0;mso-position-horizontal:absolute;mso-position-horizontal-relative:page;mso-position-vertical:absolute;mso-position-vertical-relative:text;mso-width-percent:0;mso-height-percent:0;mso-width-relative:margin;mso-height-relative:margin;v-text-anchor:top" coordsize="5769610,9525" o:gfxdata="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" path="m5769228,l,,,9144r5769228,l5769228,xe" fillcolor="black" stroked="f">
                 <v:path arrowok="t"/>
                 <w10:wrap type="topAndBottom" anchorx="page"/>
               </v:shape>
@@ -169,198 +255,292 @@
       </w:r>
       <w:r>
         <w:rPr>
-          <w:spacing w:val="-2"/>
+          <w:rFonts w:ascii="Arial" w:hAnsi="Arial" w:cs="Arial"/>
+          <w:b/>
+          <w:bCs/>
+          <w:color w:val="1F497D" w:themeColor="text2"/>
+          <w:sz w:val="28"/>
+          <w:szCs w:val="28"/>
         </w:rPr>
         <w:t>PROFIL</w:t>
       </w:r>
     </w:p>
     <w:p>
       <w:pPr>
-        <w:pStyle w:val="BodyText"/>
-        <w:spacing w:before="166" w:line="259" w:lineRule="auto"/>
-        <w:ind w:left="165" w:right="188"/>
-      </w:pPr>
-      <w:r>
-        <w:t>Saya seorang mahasiswa Teknik Informatika yang memiliki minat dalam dunia teknologi dan memiliki passion di bidang UI/UX, dengan keahlian dalam menggunakan FIGMA untuk mendesain antarmuka yang menciptakan pengalaman terhadap pengguna yang menarik. Saya juga memiliki passion</w:t>
-      </w:r>
-      <w:r>
-        <w:rPr>
-          <w:spacing w:val="-5"/>
-        </w:rPr>
-        <w:t xml:space="preserve"> </w:t>
-      </w:r>
-      <w:r>
-        <w:t>dalam</w:t>
-      </w:r>
-      <w:r>
-        <w:rPr>
-          <w:spacing w:val="-4"/>
-        </w:rPr>
-        <w:t xml:space="preserve"> </w:t>
-      </w:r>
-      <w:r>
-        <w:t>pembuatan</w:t>
-      </w:r>
-      <w:r>
-        <w:rPr>
-          <w:spacing w:val="-9"/>
-        </w:rPr>
-        <w:t xml:space="preserve"> </w:t>
-      </w:r>
-      <w:r>
-        <w:t>aplikasi</w:t>
-      </w:r>
-      <w:r>
-        <w:rPr>
-          <w:spacing w:val="-4"/>
-        </w:rPr>
-        <w:t xml:space="preserve"> </w:t>
-      </w:r>
-      <w:r>
-        <w:t>mobile</w:t>
-      </w:r>
-      <w:r>
-        <w:rPr>
-          <w:spacing w:val="-5"/>
-        </w:rPr>
-        <w:t xml:space="preserve"> </w:t>
-      </w:r>
-      <w:r>
-        <w:t>dengan</w:t>
-      </w:r>
-      <w:r>
-        <w:rPr>
-          <w:spacing w:val="-10"/>
-        </w:rPr>
-        <w:t xml:space="preserve"> </w:t>
-      </w:r>
-      <w:r>
-        <w:t>menggunakan</w:t>
-      </w:r>
-      <w:r>
-        <w:rPr>
-          <w:spacing w:val="-6"/>
-        </w:rPr>
-        <w:t xml:space="preserve"> </w:t>
-      </w:r>
-      <w:r>
-        <w:t>bahasa</w:t>
-      </w:r>
-      <w:r>
-        <w:rPr>
-          <w:spacing w:val="-8"/>
-        </w:rPr>
-        <w:t xml:space="preserve"> </w:t>
-      </w:r>
-      <w:r>
-        <w:t>pemograman</w:t>
-      </w:r>
-      <w:r>
-        <w:rPr>
-          <w:spacing w:val="-7"/>
-        </w:rPr>
-        <w:t xml:space="preserve"> </w:t>
-      </w:r>
-      <w:r>
-        <w:t>Flutter</w:t>
-      </w:r>
-      <w:r>
-        <w:rPr>
-          <w:spacing w:val="-4"/>
-        </w:rPr>
-        <w:t xml:space="preserve"> </w:t>
-      </w:r>
-      <w:r>
-        <w:t>dan</w:t>
-      </w:r>
-      <w:r>
-        <w:rPr>
-          <w:spacing w:val="-3"/>
-        </w:rPr>
-        <w:t xml:space="preserve"> </w:t>
-      </w:r>
-      <w:r>
-        <w:t>Dart, serta saya juga memahami pentingnya pengalaman pengguna yang baik dalam setiap</w:t>
-      </w:r>
+        <w:rPr>
+          <w:rFonts w:ascii="Arial" w:hAnsi="Arial" w:cs="Arial"/>
+          <w:b/>
+          <w:bCs/>
+        </w:rPr>
+      </w:pPr>
     </w:p>
     <w:p>
       <w:pPr>
         <w:pStyle w:val="BodyText"/>
-        <w:spacing w:line="245" w:lineRule="exact"/>
-        <w:ind w:left="165"/>
-      </w:pPr>
-      <w:r>
-        <w:t>desain/aplikasi</w:t>
-      </w:r>
-      <w:r>
-        <w:rPr>
-          <w:spacing w:val="-15"/>
+        <w:spacing w:line="300" w:lineRule="auto"/>
+        <w:ind w:left="164"/>
+        <w:jc w:val="both"/>
+        <w:rPr>
+          <w:rFonts w:ascii="Arial" w:hAnsi="Arial" w:cs="Arial"/>
+          <w:sz w:val="20"/>
+          <w:szCs w:val="20"/>
+        </w:rPr>
+      </w:pPr>
+      <w:r>
+        <w:rPr>
+          <w:rFonts w:ascii="Arial" w:hAnsi="Arial" w:cs="Arial"/>
+          <w:sz w:val="20"/>
+          <w:szCs w:val="20"/>
+        </w:rPr>
+        <w:t>Lulusan</w:t>
+      </w:r>
+      <w:r>
+        <w:rPr>
+          <w:rFonts w:ascii="Arial" w:hAnsi="Arial" w:cs="Arial"/>
+          <w:sz w:val="20"/>
+          <w:szCs w:val="20"/>
+        </w:rPr>
+        <w:t xml:space="preserve"> S1</w:t>
+      </w:r>
+      <w:r>
+        <w:rPr>
+          <w:rFonts w:ascii="Arial" w:hAnsi="Arial" w:cs="Arial"/>
+          <w:sz w:val="20"/>
+          <w:szCs w:val="20"/>
+        </w:rPr>
+        <w:t xml:space="preserve"> Teknik Informatika yang memiliki keahlian </w:t>
+      </w:r>
+      <w:r>
+        <w:rPr>
+          <w:rFonts w:ascii="Arial" w:hAnsi="Arial" w:cs="Arial"/>
+          <w:sz w:val="20"/>
+          <w:szCs w:val="20"/>
+        </w:rPr>
+        <w:t>dalam</w:t>
+      </w:r>
+      <w:r>
+        <w:rPr>
+          <w:rFonts w:ascii="Arial" w:hAnsi="Arial" w:cs="Arial"/>
+          <w:sz w:val="20"/>
+          <w:szCs w:val="20"/>
+        </w:rPr>
+        <w:t xml:space="preserve"> bidang Mobile Development, UI/UX Design, dan Cyber Security. Berpengalaman magang selama 5 bulan di bidang Cyber Security dengan menggunakan tools Burp Suite. Mahir merancang antarmuka intuitif menggunakan Figma</w:t>
+      </w:r>
+      <w:r>
+        <w:rPr>
+          <w:rFonts w:ascii="Arial" w:hAnsi="Arial" w:cs="Arial"/>
+          <w:sz w:val="20"/>
+          <w:szCs w:val="20"/>
+        </w:rPr>
+        <w:t xml:space="preserve">, membangun </w:t>
+      </w:r>
+      <w:r>
+        <w:rPr>
+          <w:rFonts w:ascii="Arial" w:hAnsi="Arial" w:cs="Arial"/>
+          <w:sz w:val="20"/>
+          <w:szCs w:val="20"/>
+        </w:rPr>
+        <w:t xml:space="preserve">aplikasi mobile berbasis Flutter </w:t>
+      </w:r>
+      <w:r>
+        <w:rPr>
+          <w:rFonts w:ascii="Arial" w:hAnsi="Arial" w:cs="Arial"/>
+          <w:sz w:val="20"/>
+          <w:szCs w:val="20"/>
+        </w:rPr>
+        <w:t xml:space="preserve">dan </w:t>
+      </w:r>
+      <w:r>
+        <w:rPr>
+          <w:rFonts w:ascii="Arial" w:hAnsi="Arial" w:cs="Arial"/>
+          <w:sz w:val="20"/>
+          <w:szCs w:val="20"/>
+        </w:rPr>
+        <w:t>Dart</w:t>
+      </w:r>
+      <w:r>
+        <w:rPr>
+          <w:rFonts w:ascii="Arial" w:hAnsi="Arial" w:cs="Arial"/>
+          <w:sz w:val="20"/>
+          <w:szCs w:val="20"/>
+        </w:rPr>
+        <w:t xml:space="preserve">, </w:t>
+      </w:r>
+      <w:r>
+        <w:rPr>
+          <w:rFonts w:ascii="Arial" w:hAnsi="Arial" w:cs="Arial"/>
+          <w:sz w:val="20"/>
+          <w:szCs w:val="20"/>
+        </w:rPr>
+        <w:t> serta mengintegrasikan sistem backend menggunakan PHP, Firebase, Supabase, dan Relational Database (MySQL, SQL Server)</w:t>
+      </w:r>
+      <w:r>
+        <w:rPr>
+          <w:rFonts w:ascii="Arial" w:hAnsi="Arial" w:cs="Arial"/>
+          <w:sz w:val="20"/>
+          <w:szCs w:val="20"/>
+        </w:rPr>
+        <w:t xml:space="preserve">. </w:t>
+      </w:r>
+      <w:r>
+        <w:rPr>
+          <w:rFonts w:ascii="Arial" w:hAnsi="Arial" w:cs="Arial"/>
+          <w:sz w:val="20"/>
+          <w:szCs w:val="20"/>
+        </w:rPr>
+        <w:t>Memil</w:t>
+      </w:r>
+      <w:r>
+        <w:rPr>
+          <w:rFonts w:ascii="Arial" w:hAnsi="Arial" w:cs="Arial"/>
+          <w:sz w:val="20"/>
+          <w:szCs w:val="20"/>
+        </w:rPr>
+        <w:t>i</w:t>
+      </w:r>
+      <w:r>
+        <w:rPr>
+          <w:rFonts w:ascii="Arial" w:hAnsi="Arial" w:cs="Arial"/>
+          <w:sz w:val="20"/>
+          <w:szCs w:val="20"/>
+        </w:rPr>
+        <w:t>ki kemampuan</w:t>
+      </w:r>
+      <w:r>
+        <w:rPr>
+          <w:rFonts w:ascii="Arial" w:hAnsi="Arial" w:cs="Arial"/>
+          <w:sz w:val="20"/>
+          <w:szCs w:val="20"/>
+        </w:rPr>
+        <w:t xml:space="preserve"> analisis problem solving yang kuat</w:t>
+      </w:r>
+      <w:r>
+        <w:rPr>
+          <w:rFonts w:ascii="Arial" w:hAnsi="Arial" w:cs="Arial"/>
+          <w:sz w:val="20"/>
+          <w:szCs w:val="20"/>
+        </w:rPr>
+        <w:t xml:space="preserve">, bertanggung jawab, dan mampu bekerja </w:t>
+      </w:r>
+      <w:r>
+        <w:rPr>
+          <w:rFonts w:ascii="Arial" w:hAnsi="Arial" w:cs="Arial"/>
+          <w:sz w:val="20"/>
+          <w:szCs w:val="20"/>
+        </w:rPr>
+        <w:t>secara</w:t>
+      </w:r>
+      <w:r>
+        <w:rPr>
+          <w:rFonts w:ascii="Arial" w:hAnsi="Arial" w:cs="Arial"/>
+          <w:sz w:val="20"/>
+          <w:szCs w:val="20"/>
+        </w:rPr>
+        <w:t xml:space="preserve"> individu maupun tim</w:t>
+      </w:r>
+      <w:r>
+        <w:rPr>
+          <w:rFonts w:ascii="Arial" w:hAnsi="Arial" w:cs="Arial"/>
+          <w:sz w:val="20"/>
+          <w:szCs w:val="20"/>
+        </w:rPr>
+        <w:t>, serta</w:t>
+      </w:r>
+      <w:r>
+        <w:rPr>
+          <w:rFonts w:ascii="Arial" w:hAnsi="Arial" w:cs="Arial"/>
+          <w:sz w:val="20"/>
+          <w:szCs w:val="20"/>
         </w:rPr>
         <w:t xml:space="preserve"> </w:t>
       </w:r>
       <w:r>
-        <w:t>mobile</w:t>
-      </w:r>
-      <w:r>
-        <w:rPr>
-          <w:spacing w:val="-9"/>
-        </w:rPr>
-        <w:t xml:space="preserve"> </w:t>
-      </w:r>
-      <w:r>
-        <w:t>yang</w:t>
-      </w:r>
-      <w:r>
-        <w:rPr>
-          <w:spacing w:val="-13"/>
-        </w:rPr>
-        <w:t xml:space="preserve"> </w:t>
-      </w:r>
-      <w:r>
-        <w:t>saya</w:t>
-      </w:r>
-      <w:r>
-        <w:rPr>
-          <w:spacing w:val="-9"/>
-        </w:rPr>
-        <w:t xml:space="preserve"> </w:t>
-      </w:r>
-      <w:r>
-        <w:rPr>
-          <w:spacing w:val="-2"/>
-        </w:rPr>
-        <w:t>buat.</w:t>
+        <w:rPr>
+          <w:rFonts w:ascii="Arial" w:hAnsi="Arial" w:cs="Arial"/>
+          <w:sz w:val="20"/>
+          <w:szCs w:val="20"/>
+        </w:rPr>
+        <w:t>siap berkontribusi dalam membangun aplikasi yang aman, responsif, dan intuitif</w:t>
+      </w:r>
+      <w:r>
+        <w:rPr>
+          <w:rFonts w:ascii="Arial" w:hAnsi="Arial" w:cs="Arial"/>
+          <w:sz w:val="20"/>
+          <w:szCs w:val="20"/>
+        </w:rPr>
+        <w:t>.</w:t>
       </w:r>
     </w:p>
     <w:p>
       <w:pPr>
         <w:pStyle w:val="BodyText"/>
+        <w:spacing w:line="276" w:lineRule="auto"/>
+        <w:ind w:left="165"/>
+        <w:jc w:val="both"/>
+        <w:rPr>
+          <w:rFonts w:ascii="Arial" w:hAnsi="Arial" w:cs="Arial"/>
+          <w:sz w:val="20"/>
+          <w:szCs w:val="20"/>
+        </w:rPr>
       </w:pPr>
     </w:p>
     <w:p>
       <w:pPr>
-        <w:pStyle w:val="BodyText"/>
-        <w:spacing w:before="110"/>
-      </w:pPr>
+        <w:ind w:left="164"/>
+        <w:rPr>
+          <w:rFonts w:ascii="Arial" w:hAnsi="Arial" w:cs="Arial"/>
+          <w:b/>
+          <w:bCs/>
+          <w:color w:val="1F497D" w:themeColor="text2"/>
+          <w:sz w:val="28"/>
+          <w:szCs w:val="28"/>
+        </w:rPr>
+      </w:pPr>
+      <w:r>
+        <w:rPr>
+          <w:rFonts w:ascii="Arial" w:hAnsi="Arial" w:cs="Arial"/>
+          <w:b/>
+          <w:bCs/>
+          <w:color w:val="1F497D" w:themeColor="text2"/>
+          <w:sz w:val="28"/>
+          <w:szCs w:val="28"/>
+        </w:rPr>
+        <w:t>PENDIDIKAN</w:t>
+      </w:r>
     </w:p>
     <w:p>
       <w:pPr>
-        <w:pStyle w:val="Heading1"/>
-      </w:pPr>
-      <w:r>
-        <w:rPr>
+        <w:tabs>
+          <w:tab w:val="left" w:pos="7938"/>
+        </w:tabs>
+        <w:spacing w:before="120"/>
+        <w:ind w:left="164"/>
+        <w:rPr>
+          <w:rFonts w:ascii="Arial" w:hAnsi="Arial" w:cs="Arial"/>
+          <w:sz w:val="24"/>
+          <w:szCs w:val="24"/>
+        </w:rPr>
+      </w:pPr>
+      <w:r>
+        <w:rPr>
+          <w:rFonts w:ascii="Arial" w:hAnsi="Arial" w:cs="Arial"/>
+          <w:b/>
+          <w:bCs/>
           <w:noProof/>
+          <w:color w:val="1F497D" w:themeColor="text2"/>
+          <w:sz w:val="28"/>
+          <w:szCs w:val="28"/>
         </w:rPr>
         <mc:AlternateContent>
           <mc:Choice Requires="wps">
             <w:drawing>
-              <wp:anchor distT="0" distB="0" distL="0" distR="0" simplePos="0" relativeHeight="487588352" behindDoc="1" locked="0" layoutInCell="1" allowOverlap="1" wp14:anchorId="1871C605" wp14:editId="5FC67931">
+              <wp:anchor distT="0" distB="0" distL="0" distR="0" simplePos="0" relativeHeight="251652608" behindDoc="1" locked="0" layoutInCell="1" allowOverlap="1" wp14:anchorId="1871C605" wp14:editId="6A01D67E">
                 <wp:simplePos x="0" y="0"/>
                 <wp:positionH relativeFrom="page">
-                  <wp:posOffset>895985</wp:posOffset>
+                  <wp:posOffset>903019</wp:posOffset>
                 </wp:positionH>
                 <wp:positionV relativeFrom="paragraph">
-                  <wp:posOffset>184953</wp:posOffset>
+                  <wp:posOffset>57687</wp:posOffset>
                 </wp:positionV>
                 <wp:extent cx="5769610" cy="9525"/>
                 <wp:effectExtent l="0" t="0" r="0" b="0"/>
@@ -425,7 +605,7 @@
           </mc:Choice>
           <mc:Fallback>
             <w:pict>
-              <v:shape w14:anchorId="6155864E" id="Graphic 2" o:spid="_x0000_s1026" style="position:absolute;margin-left:70.55pt;margin-top:14.55pt;width:454.3pt;height:.75pt;z-index:-15728128;visibility:visible;mso-wrap-style:square;mso-wrap-distance-left:0;mso-wrap-distance-top:0;mso-wrap-distance-right:0;mso-wrap-distance-bottom:0;mso-position-horizontal:absolute;mso-position-horizontal-relative:page;mso-position-vertical:absolute;mso-position-vertical-relative:text;v-text-anchor:top" coordsize="5769610,9525" o:gfxdata="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" path="m5769228,l,,,9144r5769228,l5769228,xe" fillcolor="black" stroked="f">
+              <v:shape w14:anchorId="4B34CC2C" id="Graphic 2" o:spid="_x0000_s1026" style="position:absolute;margin-left:71.1pt;margin-top:4.55pt;width:454.3pt;height:.75pt;z-index:-251663872;visibility:visible;mso-wrap-style:square;mso-wrap-distance-left:0;mso-wrap-distance-top:0;mso-wrap-distance-right:0;mso-wrap-distance-bottom:0;mso-position-horizontal:absolute;mso-position-horizontal-relative:page;mso-position-vertical:absolute;mso-position-vertical-relative:text;v-text-anchor:top" coordsize="5769610,9525" o:gfxdata="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" path="m5769228,l,,,9144r5769228,l5769228,xe" fillcolor="black" stroked="f">
                 <v:path arrowok="t"/>
                 <w10:wrap type="topAndBottom" anchorx="page"/>
               </v:shape>
@@ -435,201 +615,163 @@
       </w:r>
       <w:r>
         <w:rPr>
-          <w:spacing w:val="-2"/>
-        </w:rPr>
-        <w:t>PENDIDIKAN</w:t>
+          <w:rFonts w:ascii="Arial" w:hAnsi="Arial" w:cs="Arial"/>
+          <w:b/>
+          <w:sz w:val="24"/>
+          <w:szCs w:val="24"/>
+        </w:rPr>
+        <w:t>Global Institute Technology And Business</w:t>
+      </w:r>
+      <w:r>
+        <w:rPr>
+          <w:rFonts w:ascii="Arial" w:hAnsi="Arial" w:cs="Arial"/>
+          <w:b/>
+          <w:sz w:val="24"/>
+          <w:szCs w:val="24"/>
+        </w:rPr>
+        <w:tab/>
+      </w:r>
+      <w:r>
+        <w:rPr>
+          <w:rFonts w:ascii="Arial" w:hAnsi="Arial" w:cs="Arial"/>
+          <w:b/>
+          <w:bCs/>
+          <w:color w:val="595959" w:themeColor="text1" w:themeTint="A6"/>
+          <w:sz w:val="20"/>
+          <w:szCs w:val="20"/>
+        </w:rPr>
+        <w:t>2022</w:t>
+      </w:r>
+      <w:r>
+        <w:rPr>
+          <w:rFonts w:ascii="Arial" w:hAnsi="Arial" w:cs="Arial"/>
+          <w:b/>
+          <w:bCs/>
+          <w:color w:val="595959" w:themeColor="text1" w:themeTint="A6"/>
+          <w:sz w:val="20"/>
+          <w:szCs w:val="20"/>
+        </w:rPr>
+        <w:t xml:space="preserve"> </w:t>
+      </w:r>
+      <w:r>
+        <w:rPr>
+          <w:rFonts w:ascii="Arial" w:hAnsi="Arial" w:cs="Arial"/>
+          <w:b/>
+          <w:bCs/>
+          <w:color w:val="595959" w:themeColor="text1" w:themeTint="A6"/>
+          <w:sz w:val="20"/>
+          <w:szCs w:val="20"/>
+        </w:rPr>
+        <w:t>-</w:t>
+      </w:r>
+      <w:r>
+        <w:rPr>
+          <w:rFonts w:ascii="Arial" w:hAnsi="Arial" w:cs="Arial"/>
+          <w:b/>
+          <w:bCs/>
+          <w:color w:val="595959" w:themeColor="text1" w:themeTint="A6"/>
+          <w:sz w:val="20"/>
+          <w:szCs w:val="20"/>
+        </w:rPr>
+        <w:t xml:space="preserve"> </w:t>
+      </w:r>
+      <w:r>
+        <w:rPr>
+          <w:rFonts w:ascii="Arial" w:hAnsi="Arial" w:cs="Arial"/>
+          <w:b/>
+          <w:bCs/>
+          <w:color w:val="595959" w:themeColor="text1" w:themeTint="A6"/>
+          <w:sz w:val="20"/>
+          <w:szCs w:val="20"/>
+        </w:rPr>
+        <w:t>2026</w:t>
       </w:r>
     </w:p>
     <w:p>
       <w:pPr>
         <w:tabs>
-          <w:tab w:val="left" w:pos="6687"/>
+          <w:tab w:val="left" w:pos="7088"/>
         </w:tabs>
-        <w:spacing w:before="165" w:line="410" w:lineRule="auto"/>
-        <w:ind w:left="165" w:right="1071"/>
-      </w:pPr>
-      <w:r>
-        <w:rPr>
-          <w:b/>
-        </w:rPr>
-        <w:t>Global Institute Technology And Business</w:t>
-      </w:r>
-      <w:r>
-        <w:rPr>
-          <w:b/>
-        </w:rPr>
-        <w:tab/>
-      </w:r>
-      <w:r>
-        <w:t>(2022</w:t>
-      </w:r>
-      <w:r>
-        <w:rPr>
-          <w:spacing w:val="-14"/>
-        </w:rPr>
-        <w:t xml:space="preserve"> </w:t>
-      </w:r>
-      <w:r>
-        <w:t>–</w:t>
-      </w:r>
-      <w:r>
-        <w:rPr>
-          <w:spacing w:val="-15"/>
-        </w:rPr>
-        <w:t xml:space="preserve"> </w:t>
-      </w:r>
-      <w:r>
-        <w:t>Sekarang) Sarjana Teknik Informatika</w:t>
+        <w:spacing w:line="300" w:lineRule="auto"/>
+        <w:ind w:left="164"/>
+        <w:rPr>
+          <w:rFonts w:ascii="Arial" w:hAnsi="Arial" w:cs="Arial"/>
+          <w:sz w:val="20"/>
+          <w:szCs w:val="20"/>
+        </w:rPr>
+      </w:pPr>
+      <w:r>
+        <w:rPr>
+          <w:rFonts w:ascii="Arial" w:hAnsi="Arial" w:cs="Arial"/>
+          <w:sz w:val="20"/>
+          <w:szCs w:val="20"/>
+        </w:rPr>
+        <w:t>Sarjana Teknik Informatika</w:t>
+      </w:r>
+      <w:r>
+        <w:rPr>
+          <w:rFonts w:ascii="Arial" w:hAnsi="Arial" w:cs="Arial"/>
+          <w:sz w:val="20"/>
+          <w:szCs w:val="20"/>
+        </w:rPr>
+        <w:t xml:space="preserve"> | </w:t>
+      </w:r>
+      <w:r>
+        <w:rPr>
+          <w:rFonts w:ascii="Arial" w:hAnsi="Arial" w:cs="Arial"/>
+          <w:sz w:val="20"/>
+          <w:szCs w:val="20"/>
+        </w:rPr>
+        <w:t>IPK: 3,84/4,00</w:t>
       </w:r>
     </w:p>
     <w:p>
       <w:pPr>
-        <w:pStyle w:val="BodyText"/>
-        <w:spacing w:before="175"/>
+        <w:tabs>
+          <w:tab w:val="left" w:pos="7088"/>
+        </w:tabs>
+        <w:spacing w:line="276" w:lineRule="auto"/>
+        <w:ind w:left="164"/>
+        <w:rPr>
+          <w:rFonts w:ascii="Arial" w:hAnsi="Arial" w:cs="Arial"/>
+          <w:sz w:val="20"/>
+          <w:szCs w:val="20"/>
+        </w:rPr>
       </w:pPr>
     </w:p>
     <w:p>
       <w:pPr>
-        <w:tabs>
-          <w:tab w:val="left" w:pos="6687"/>
-        </w:tabs>
-        <w:ind w:left="165"/>
-      </w:pPr>
-      <w:r>
-        <w:rPr>
-          <w:b/>
+        <w:ind w:left="164"/>
+        <w:rPr>
+          <w:rFonts w:ascii="Arial" w:hAnsi="Arial" w:cs="Arial"/>
+          <w:b/>
+          <w:bCs/>
+          <w:color w:val="1F497D" w:themeColor="text2"/>
           <w:spacing w:val="-4"/>
-        </w:rPr>
-        <w:t>SMKN 5</w:t>
-      </w:r>
-      <w:r>
-        <w:rPr>
-          <w:b/>
-          <w:spacing w:val="-2"/>
-        </w:rPr>
-        <w:t xml:space="preserve"> </w:t>
-      </w:r>
-      <w:r>
-        <w:rPr>
-          <w:b/>
-          <w:spacing w:val="-4"/>
-        </w:rPr>
-        <w:t>KABUPATEN</w:t>
-      </w:r>
-      <w:r>
-        <w:rPr>
-          <w:b/>
-          <w:spacing w:val="-5"/>
-        </w:rPr>
-        <w:t xml:space="preserve"> </w:t>
-      </w:r>
-      <w:r>
-        <w:rPr>
-          <w:b/>
-          <w:spacing w:val="-4"/>
-        </w:rPr>
-        <w:t>TANGERANG</w:t>
-      </w:r>
-      <w:r>
-        <w:rPr>
-          <w:b/>
-        </w:rPr>
-        <w:tab/>
-      </w:r>
-      <w:r>
-        <w:t>(2019</w:t>
-      </w:r>
-      <w:r>
-        <w:rPr>
-          <w:spacing w:val="-4"/>
-        </w:rPr>
-        <w:t xml:space="preserve"> </w:t>
-      </w:r>
-      <w:r>
-        <w:t>–</w:t>
-      </w:r>
-      <w:r>
-        <w:rPr>
-          <w:spacing w:val="-5"/>
-        </w:rPr>
-        <w:t xml:space="preserve"> </w:t>
-      </w:r>
-      <w:r>
-        <w:rPr>
-          <w:spacing w:val="-2"/>
-        </w:rPr>
-        <w:t>2022)</w:t>
-      </w:r>
-    </w:p>
-    <w:p>
-      <w:pPr>
-        <w:pStyle w:val="BodyText"/>
-        <w:spacing w:before="184"/>
-        <w:ind w:left="165"/>
-      </w:pPr>
-      <w:r>
-        <w:t>Teknik</w:t>
-      </w:r>
-      <w:r>
-        <w:rPr>
-          <w:spacing w:val="-14"/>
-        </w:rPr>
-        <w:t xml:space="preserve"> </w:t>
-      </w:r>
-      <w:r>
-        <w:t>Kendaraan</w:t>
-      </w:r>
-      <w:r>
-        <w:rPr>
-          <w:spacing w:val="-14"/>
-        </w:rPr>
-        <w:t xml:space="preserve"> </w:t>
-      </w:r>
-      <w:r>
-        <w:t>Ringan</w:t>
-      </w:r>
-      <w:r>
-        <w:rPr>
-          <w:spacing w:val="-13"/>
-        </w:rPr>
-        <w:t xml:space="preserve"> </w:t>
-      </w:r>
-      <w:r>
-        <w:rPr>
-          <w:spacing w:val="-2"/>
-        </w:rPr>
-        <w:t>Otomotif</w:t>
-      </w:r>
-    </w:p>
-    <w:p>
-      <w:pPr>
-        <w:pStyle w:val="BodyText"/>
-      </w:pPr>
-    </w:p>
-    <w:p>
-      <w:pPr>
-        <w:pStyle w:val="BodyText"/>
-        <w:spacing w:before="103"/>
-      </w:pPr>
-    </w:p>
-    <w:p>
-      <w:pPr>
-        <w:pStyle w:val="Heading1"/>
-      </w:pPr>
-      <w:r>
-        <w:rPr>
+          <w:sz w:val="28"/>
+          <w:szCs w:val="28"/>
+        </w:rPr>
+      </w:pPr>
+      <w:r>
+        <w:rPr>
+          <w:rFonts w:ascii="Arial" w:hAnsi="Arial" w:cs="Arial"/>
+          <w:b/>
+          <w:bCs/>
           <w:noProof/>
+          <w:color w:val="1F497D" w:themeColor="text2"/>
+          <w:sz w:val="28"/>
+          <w:szCs w:val="28"/>
         </w:rPr>
         <mc:AlternateContent>
           <mc:Choice Requires="wps">
             <w:drawing>
-              <wp:anchor distT="0" distB="0" distL="0" distR="0" simplePos="0" relativeHeight="487588864" behindDoc="1" locked="0" layoutInCell="1" allowOverlap="1" wp14:anchorId="5C2442A9" wp14:editId="761E42E1">
+              <wp:anchor distT="0" distB="0" distL="0" distR="0" simplePos="0" relativeHeight="251659776" behindDoc="1" locked="0" layoutInCell="1" allowOverlap="1" wp14:anchorId="5C2442A9" wp14:editId="0083CA23">
                 <wp:simplePos x="0" y="0"/>
                 <wp:positionH relativeFrom="page">
-                  <wp:posOffset>895985</wp:posOffset>
+                  <wp:posOffset>903019</wp:posOffset>
                 </wp:positionH>
                 <wp:positionV relativeFrom="paragraph">
-                  <wp:posOffset>185750</wp:posOffset>
+                  <wp:posOffset>241690</wp:posOffset>
                 </wp:positionV>
                 <wp:extent cx="5769610" cy="9525"/>
                 <wp:effectExtent l="0" t="0" r="0" b="0"/>
@@ -694,7 +836,7 @@
           </mc:Choice>
           <mc:Fallback>
             <w:pict>
-              <v:shape w14:anchorId="1B425450" id="Graphic 3" o:spid="_x0000_s1026" style="position:absolute;margin-left:70.55pt;margin-top:14.65pt;width:454.3pt;height:.75pt;z-index:-15727616;visibility:visible;mso-wrap-style:square;mso-wrap-distance-left:0;mso-wrap-distance-top:0;mso-wrap-distance-right:0;mso-wrap-distance-bottom:0;mso-position-horizontal:absolute;mso-position-horizontal-relative:page;mso-position-vertical:absolute;mso-position-vertical-relative:text;v-text-anchor:top" coordsize="5769610,9525" o:gfxdata="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" path="m5769228,l,,,9144r5769228,l5769228,xe" fillcolor="black" stroked="f">
+              <v:shape w14:anchorId="7E139D06" id="Graphic 3" o:spid="_x0000_s1026" style="position:absolute;margin-left:71.1pt;margin-top:19.05pt;width:454.3pt;height:.75pt;z-index:-251656704;visibility:visible;mso-wrap-style:square;mso-wrap-distance-left:0;mso-wrap-distance-top:0;mso-wrap-distance-right:0;mso-wrap-distance-bottom:0;mso-position-horizontal:absolute;mso-position-horizontal-relative:page;mso-position-vertical:absolute;mso-position-vertical-relative:text;v-text-anchor:top" coordsize="5769610,9525" o:gfxdata="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" path="m5769228,l,,,9144r5769228,l5769228,xe" fillcolor="black" stroked="f">
                 <v:path arrowok="t"/>
                 <w10:wrap type="topAndBottom" anchorx="page"/>
               </v:shape>
@@ -704,107 +846,498 @@
       </w:r>
       <w:r>
         <w:rPr>
-          <w:spacing w:val="-2"/>
+          <w:rFonts w:ascii="Arial" w:hAnsi="Arial" w:cs="Arial"/>
+          <w:b/>
+          <w:bCs/>
+          <w:color w:val="1F497D" w:themeColor="text2"/>
+          <w:sz w:val="28"/>
+          <w:szCs w:val="28"/>
         </w:rPr>
         <w:t>PENGALA</w:t>
       </w:r>
       <w:r>
         <w:rPr>
-          <w:spacing w:val="-2"/>
+          <w:rFonts w:ascii="Arial" w:hAnsi="Arial" w:cs="Arial"/>
+          <w:b/>
+          <w:bCs/>
+          <w:color w:val="1F497D" w:themeColor="text2"/>
+          <w:sz w:val="28"/>
+          <w:szCs w:val="28"/>
         </w:rPr>
         <w:t>MA</w:t>
       </w:r>
       <w:r>
         <w:rPr>
-          <w:spacing w:val="-2"/>
+          <w:rFonts w:ascii="Arial" w:hAnsi="Arial" w:cs="Arial"/>
+          <w:b/>
+          <w:bCs/>
+          <w:color w:val="1F497D" w:themeColor="text2"/>
+          <w:sz w:val="28"/>
+          <w:szCs w:val="28"/>
         </w:rPr>
         <w:t>N</w:t>
       </w:r>
       <w:r>
         <w:rPr>
+          <w:rFonts w:ascii="Arial" w:hAnsi="Arial" w:cs="Arial"/>
+          <w:b/>
+          <w:bCs/>
+          <w:color w:val="1F497D" w:themeColor="text2"/>
           <w:spacing w:val="-4"/>
+          <w:sz w:val="28"/>
+          <w:szCs w:val="28"/>
         </w:rPr>
         <w:t xml:space="preserve"> KERJA</w:t>
+      </w:r>
+      <w:r>
+        <w:rPr>
+          <w:rFonts w:ascii="Arial" w:hAnsi="Arial" w:cs="Arial"/>
+          <w:b/>
+          <w:bCs/>
+          <w:color w:val="1F497D" w:themeColor="text2"/>
+          <w:spacing w:val="-4"/>
+          <w:sz w:val="28"/>
+          <w:szCs w:val="28"/>
+        </w:rPr>
+        <w:t xml:space="preserve"> </w:t>
       </w:r>
     </w:p>
     <w:p>
       <w:pPr>
         <w:pStyle w:val="BodyText"/>
         <w:tabs>
-          <w:tab w:val="left" w:pos="6687"/>
+          <w:tab w:val="left" w:pos="7088"/>
         </w:tabs>
-        <w:spacing w:before="164"/>
-        <w:ind w:left="165"/>
-      </w:pPr>
-      <w:r>
-        <w:rPr>
+        <w:spacing w:before="120" w:line="300" w:lineRule="auto"/>
+        <w:ind w:left="164"/>
+        <w:rPr>
+          <w:rFonts w:ascii="Arial" w:hAnsi="Arial" w:cs="Arial"/>
+          <w:b/>
+          <w:bCs/>
+          <w:color w:val="595959" w:themeColor="text1" w:themeTint="A6"/>
           <w:spacing w:val="-2"/>
+          <w:sz w:val="20"/>
+          <w:szCs w:val="20"/>
+        </w:rPr>
+      </w:pPr>
+      <w:r>
+        <w:rPr>
+          <w:rFonts w:ascii="Arial" w:hAnsi="Arial" w:cs="Arial"/>
+          <w:b/>
+          <w:bCs/>
+          <w:spacing w:val="-2"/>
+          <w:sz w:val="24"/>
+          <w:szCs w:val="24"/>
         </w:rPr>
         <w:t>CV.</w:t>
       </w:r>
       <w:r>
         <w:rPr>
+          <w:rFonts w:ascii="Arial" w:hAnsi="Arial" w:cs="Arial"/>
+          <w:b/>
+          <w:bCs/>
           <w:spacing w:val="-12"/>
+          <w:sz w:val="24"/>
+          <w:szCs w:val="24"/>
         </w:rPr>
         <w:t xml:space="preserve"> </w:t>
       </w:r>
       <w:r>
         <w:rPr>
+          <w:rFonts w:ascii="Arial" w:hAnsi="Arial" w:cs="Arial"/>
+          <w:b/>
+          <w:bCs/>
           <w:spacing w:val="-2"/>
+          <w:sz w:val="24"/>
+          <w:szCs w:val="24"/>
         </w:rPr>
         <w:t>Sinar</w:t>
       </w:r>
       <w:r>
         <w:rPr>
+          <w:rFonts w:ascii="Arial" w:hAnsi="Arial" w:cs="Arial"/>
+          <w:b/>
+          <w:bCs/>
           <w:spacing w:val="-11"/>
+          <w:sz w:val="24"/>
+          <w:szCs w:val="24"/>
         </w:rPr>
         <w:t xml:space="preserve"> </w:t>
       </w:r>
       <w:r>
         <w:rPr>
+          <w:rFonts w:ascii="Arial" w:hAnsi="Arial" w:cs="Arial"/>
+          <w:b/>
+          <w:bCs/>
           <w:spacing w:val="-4"/>
+          <w:sz w:val="24"/>
+          <w:szCs w:val="24"/>
         </w:rPr>
         <w:t>Jaya</w:t>
       </w:r>
       <w:r>
+        <w:rPr>
+          <w:rFonts w:ascii="Arial" w:hAnsi="Arial" w:cs="Arial"/>
+          <w:b/>
+          <w:bCs/>
+          <w:sz w:val="24"/>
+          <w:szCs w:val="24"/>
+        </w:rPr>
         <w:tab/>
       </w:r>
       <w:r>
         <w:rPr>
+          <w:rFonts w:ascii="Arial" w:hAnsi="Arial" w:cs="Arial"/>
+          <w:b/>
+          <w:bCs/>
+          <w:color w:val="595959" w:themeColor="text1" w:themeTint="A6"/>
+          <w:sz w:val="20"/>
+          <w:szCs w:val="20"/>
+        </w:rPr>
+        <w:t xml:space="preserve">(Feb </w:t>
+      </w:r>
+      <w:r>
+        <w:rPr>
+          <w:rFonts w:ascii="Arial" w:hAnsi="Arial" w:cs="Arial"/>
+          <w:b/>
+          <w:bCs/>
+          <w:color w:val="595959" w:themeColor="text1" w:themeTint="A6"/>
           <w:spacing w:val="-2"/>
-        </w:rPr>
-        <w:t>(2021)</w:t>
+          <w:sz w:val="20"/>
+          <w:szCs w:val="20"/>
+        </w:rPr>
+        <w:t>2021</w:t>
+      </w:r>
+      <w:r>
+        <w:rPr>
+          <w:rFonts w:ascii="Arial" w:hAnsi="Arial" w:cs="Arial"/>
+          <w:b/>
+          <w:bCs/>
+          <w:color w:val="595959" w:themeColor="text1" w:themeTint="A6"/>
+          <w:spacing w:val="-2"/>
+          <w:sz w:val="20"/>
+          <w:szCs w:val="20"/>
+        </w:rPr>
+        <w:t xml:space="preserve"> – Maret 2021)</w:t>
       </w:r>
     </w:p>
     <w:p>
       <w:pPr>
         <w:pStyle w:val="BodyText"/>
-      </w:pPr>
+        <w:tabs>
+          <w:tab w:val="left" w:pos="7938"/>
+        </w:tabs>
+        <w:spacing w:line="300" w:lineRule="auto"/>
+        <w:ind w:left="164"/>
+        <w:rPr>
+          <w:rFonts w:ascii="Arial" w:hAnsi="Arial" w:cs="Arial"/>
+          <w:b/>
+          <w:bCs/>
+          <w:spacing w:val="-2"/>
+          <w:sz w:val="20"/>
+          <w:szCs w:val="20"/>
+        </w:rPr>
+      </w:pPr>
+      <w:r>
+        <w:rPr>
+          <w:rFonts w:ascii="Arial" w:hAnsi="Arial" w:cs="Arial"/>
+          <w:b/>
+          <w:bCs/>
+          <w:spacing w:val="-2"/>
+          <w:sz w:val="20"/>
+          <w:szCs w:val="20"/>
+        </w:rPr>
+        <w:t>Siswa Magang (PKL)</w:t>
+      </w:r>
     </w:p>
     <w:p>
       <w:pPr>
         <w:pStyle w:val="BodyText"/>
-        <w:spacing w:before="105"/>
-      </w:pPr>
+        <w:numPr>
+          <w:ilvl w:val="0"/>
+          <w:numId w:val="8"/>
+        </w:numPr>
+        <w:tabs>
+          <w:tab w:val="left" w:pos="7938"/>
+        </w:tabs>
+        <w:spacing w:line="300" w:lineRule="auto"/>
+        <w:rPr>
+          <w:rFonts w:ascii="Arial" w:hAnsi="Arial" w:cs="Arial"/>
+          <w:sz w:val="20"/>
+          <w:szCs w:val="20"/>
+        </w:rPr>
+      </w:pPr>
+      <w:r>
+        <w:rPr>
+          <w:rFonts w:ascii="Arial" w:hAnsi="Arial" w:cs="Arial"/>
+          <w:sz w:val="20"/>
+          <w:szCs w:val="20"/>
+        </w:rPr>
+        <w:t>Melakukan pelayanan teknis dan komunikasi langsung dengan pelanggan terkait pemeliharaan kendaraan.</w:t>
+      </w:r>
     </w:p>
     <w:p>
       <w:pPr>
-        <w:pStyle w:val="Heading1"/>
-      </w:pPr>
-      <w:r>
-        <w:rPr>
+        <w:pStyle w:val="BodyText"/>
+        <w:numPr>
+          <w:ilvl w:val="0"/>
+          <w:numId w:val="8"/>
+        </w:numPr>
+        <w:tabs>
+          <w:tab w:val="left" w:pos="7938"/>
+        </w:tabs>
+        <w:spacing w:line="300" w:lineRule="auto"/>
+        <w:rPr>
+          <w:rFonts w:ascii="Arial" w:hAnsi="Arial" w:cs="Arial"/>
+          <w:sz w:val="20"/>
+          <w:szCs w:val="20"/>
+        </w:rPr>
+      </w:pPr>
+      <w:r>
+        <w:rPr>
+          <w:rFonts w:ascii="Arial" w:hAnsi="Arial" w:cs="Arial"/>
+          <w:sz w:val="20"/>
+          <w:szCs w:val="20"/>
+        </w:rPr>
+        <w:t>Melatih kedisiplinan, manajemen waktu, dan kerja sama tim dalam lingkungan kerja operasional harian.</w:t>
+      </w:r>
+    </w:p>
+    <w:p>
+      <w:pPr>
+        <w:pStyle w:val="BodyText"/>
+        <w:tabs>
+          <w:tab w:val="left" w:pos="7230"/>
+        </w:tabs>
+        <w:spacing w:line="300" w:lineRule="auto"/>
+        <w:ind w:left="164"/>
+        <w:rPr>
+          <w:rFonts w:ascii="Arial" w:hAnsi="Arial" w:cs="Arial"/>
+          <w:b/>
+          <w:bCs/>
+          <w:sz w:val="24"/>
+          <w:szCs w:val="24"/>
+        </w:rPr>
+      </w:pPr>
+      <w:r>
+        <w:rPr>
+          <w:rFonts w:ascii="Arial" w:hAnsi="Arial" w:cs="Arial"/>
+          <w:b/>
+          <w:bCs/>
+          <w:sz w:val="24"/>
+          <w:szCs w:val="24"/>
+        </w:rPr>
+        <w:t>PT. Secunity Mitra Teknologi</w:t>
+      </w:r>
+      <w:r>
+        <w:rPr>
+          <w:rFonts w:ascii="Arial" w:hAnsi="Arial" w:cs="Arial"/>
+          <w:b/>
+          <w:bCs/>
+          <w:sz w:val="24"/>
+          <w:szCs w:val="24"/>
+        </w:rPr>
+        <w:tab/>
+      </w:r>
+      <w:r>
+        <w:rPr>
+          <w:rFonts w:ascii="Arial" w:hAnsi="Arial" w:cs="Arial"/>
+          <w:b/>
+          <w:bCs/>
+          <w:color w:val="595959" w:themeColor="text1" w:themeTint="A6"/>
+          <w:sz w:val="20"/>
+          <w:szCs w:val="20"/>
+        </w:rPr>
+        <w:t xml:space="preserve">(Feb 2026 </w:t>
+      </w:r>
+      <w:r>
+        <w:rPr>
+          <w:rFonts w:ascii="Arial" w:hAnsi="Arial" w:cs="Arial"/>
+          <w:b/>
+          <w:bCs/>
+          <w:color w:val="595959" w:themeColor="text1" w:themeTint="A6"/>
+          <w:sz w:val="20"/>
+          <w:szCs w:val="20"/>
+        </w:rPr>
+        <w:t>–</w:t>
+      </w:r>
+      <w:r>
+        <w:rPr>
+          <w:rFonts w:ascii="Arial" w:hAnsi="Arial" w:cs="Arial"/>
+          <w:b/>
+          <w:bCs/>
+          <w:color w:val="595959" w:themeColor="text1" w:themeTint="A6"/>
+          <w:sz w:val="20"/>
+          <w:szCs w:val="20"/>
+        </w:rPr>
+        <w:t xml:space="preserve"> </w:t>
+      </w:r>
+      <w:r>
+        <w:rPr>
+          <w:rFonts w:ascii="Arial" w:hAnsi="Arial" w:cs="Arial"/>
+          <w:b/>
+          <w:bCs/>
+          <w:color w:val="595959" w:themeColor="text1" w:themeTint="A6"/>
+          <w:sz w:val="20"/>
+          <w:szCs w:val="20"/>
+        </w:rPr>
+        <w:t>Juni 2026)</w:t>
+      </w:r>
+    </w:p>
+    <w:p>
+      <w:pPr>
+        <w:pStyle w:val="BodyText"/>
+        <w:tabs>
+          <w:tab w:val="left" w:pos="7938"/>
+        </w:tabs>
+        <w:spacing w:line="300" w:lineRule="auto"/>
+        <w:ind w:left="164"/>
+        <w:rPr>
+          <w:rFonts w:ascii="Arial" w:hAnsi="Arial" w:cs="Arial"/>
+          <w:b/>
+          <w:bCs/>
+          <w:sz w:val="20"/>
+          <w:szCs w:val="20"/>
+        </w:rPr>
+      </w:pPr>
+      <w:r>
+        <w:rPr>
+          <w:rFonts w:ascii="Arial" w:hAnsi="Arial" w:cs="Arial"/>
+          <w:b/>
+          <w:bCs/>
+          <w:sz w:val="20"/>
+          <w:szCs w:val="20"/>
+        </w:rPr>
+        <w:t>Cyber Security Intern</w:t>
+      </w:r>
+    </w:p>
+    <w:p>
+      <w:pPr>
+        <w:pStyle w:val="BodyText"/>
+        <w:numPr>
+          <w:ilvl w:val="0"/>
+          <w:numId w:val="7"/>
+        </w:numPr>
+        <w:tabs>
+          <w:tab w:val="left" w:pos="7938"/>
+        </w:tabs>
+        <w:spacing w:line="300" w:lineRule="auto"/>
+        <w:jc w:val="both"/>
+        <w:rPr>
+          <w:rFonts w:ascii="Arial" w:hAnsi="Arial" w:cs="Arial"/>
+          <w:sz w:val="20"/>
+          <w:szCs w:val="20"/>
+        </w:rPr>
+      </w:pPr>
+      <w:r>
+        <w:rPr>
+          <w:rFonts w:ascii="Arial" w:hAnsi="Arial" w:cs="Arial"/>
+          <w:sz w:val="20"/>
+          <w:szCs w:val="20"/>
+        </w:rPr>
+        <w:t>Melakukan pengujian penetrasi (penetration testing) dan analisis kerentanan pada aplikasi web/sistem menggunakan instrumen Burp Suite.</w:t>
+      </w:r>
+    </w:p>
+    <w:p>
+      <w:pPr>
+        <w:pStyle w:val="BodyText"/>
+        <w:numPr>
+          <w:ilvl w:val="0"/>
+          <w:numId w:val="7"/>
+        </w:numPr>
+        <w:tabs>
+          <w:tab w:val="left" w:pos="7938"/>
+        </w:tabs>
+        <w:spacing w:line="300" w:lineRule="auto"/>
+        <w:jc w:val="both"/>
+        <w:rPr>
+          <w:rFonts w:ascii="Arial" w:hAnsi="Arial" w:cs="Arial"/>
+          <w:sz w:val="20"/>
+          <w:szCs w:val="20"/>
+        </w:rPr>
+      </w:pPr>
+      <w:r>
+        <w:rPr>
+          <w:rFonts w:ascii="Arial" w:hAnsi="Arial" w:cs="Arial"/>
+          <w:sz w:val="20"/>
+          <w:szCs w:val="20"/>
+        </w:rPr>
+        <w:t>Mengidentifikasi celah keamanan (vulnerabilities), menyusun dokumentasi temuan risiko, serta memberikan rekomendasi perbaikan (remediation).</w:t>
+      </w:r>
+    </w:p>
+    <w:p>
+      <w:pPr>
+        <w:pStyle w:val="BodyText"/>
+        <w:numPr>
+          <w:ilvl w:val="0"/>
+          <w:numId w:val="7"/>
+        </w:numPr>
+        <w:tabs>
+          <w:tab w:val="left" w:pos="7938"/>
+        </w:tabs>
+        <w:spacing w:line="300" w:lineRule="auto"/>
+        <w:jc w:val="both"/>
+        <w:rPr>
+          <w:rFonts w:ascii="Arial" w:hAnsi="Arial" w:cs="Arial"/>
+          <w:sz w:val="20"/>
+          <w:szCs w:val="20"/>
+        </w:rPr>
+      </w:pPr>
+      <w:r>
+        <w:rPr>
+          <w:rFonts w:ascii="Arial" w:hAnsi="Arial" w:cs="Arial"/>
+          <w:sz w:val="20"/>
+          <w:szCs w:val="20"/>
+        </w:rPr>
+        <w:t>Bekerja sama dengan tim pengembang untuk memastikan mitigasi risiko keamanan sesuai dengan standar industri.</w:t>
+      </w:r>
+    </w:p>
+    <w:p>
+      <w:pPr>
+        <w:pStyle w:val="BodyText"/>
+        <w:tabs>
+          <w:tab w:val="left" w:pos="7938"/>
+        </w:tabs>
+        <w:spacing w:line="300" w:lineRule="auto"/>
+        <w:jc w:val="both"/>
+        <w:rPr>
+          <w:rFonts w:ascii="Arial" w:hAnsi="Arial" w:cs="Arial"/>
+          <w:sz w:val="20"/>
+          <w:szCs w:val="20"/>
+        </w:rPr>
+      </w:pPr>
+    </w:p>
+    <w:p>
+      <w:pPr>
+        <w:ind w:left="164"/>
+        <w:rPr>
+          <w:rFonts w:ascii="Arial" w:hAnsi="Arial" w:cs="Arial"/>
+          <w:b/>
+          <w:bCs/>
+          <w:color w:val="1F497D" w:themeColor="text2"/>
+          <w:sz w:val="28"/>
+          <w:szCs w:val="28"/>
+        </w:rPr>
+      </w:pPr>
+      <w:r>
+        <w:rPr>
+          <w:rFonts w:ascii="Arial" w:hAnsi="Arial" w:cs="Arial"/>
+          <w:b/>
+          <w:bCs/>
           <w:noProof/>
+          <w:color w:val="1F497D" w:themeColor="text2"/>
+          <w:sz w:val="28"/>
+          <w:szCs w:val="28"/>
         </w:rPr>
         <mc:AlternateContent>
           <mc:Choice Requires="wps">
             <w:drawing>
-              <wp:anchor distT="0" distB="0" distL="0" distR="0" simplePos="0" relativeHeight="487589376" behindDoc="1" locked="0" layoutInCell="1" allowOverlap="1" wp14:anchorId="01F8AAC0" wp14:editId="3BBB48B7">
+              <wp:anchor distT="0" distB="0" distL="0" distR="0" simplePos="0" relativeHeight="251666944" behindDoc="1" locked="0" layoutInCell="1" allowOverlap="1" wp14:anchorId="01F8AAC0" wp14:editId="085DB839">
                 <wp:simplePos x="0" y="0"/>
                 <wp:positionH relativeFrom="page">
-                  <wp:posOffset>895985</wp:posOffset>
+                  <wp:posOffset>903019</wp:posOffset>
                 </wp:positionH>
                 <wp:positionV relativeFrom="paragraph">
-                  <wp:posOffset>185841</wp:posOffset>
+                  <wp:posOffset>234657</wp:posOffset>
                 </wp:positionV>
                 <wp:extent cx="5769610" cy="9525"/>
                 <wp:effectExtent l="0" t="0" r="0" b="0"/>
@@ -869,7 +1402,7 @@
           </mc:Choice>
           <mc:Fallback>
             <w:pict>
-              <v:shape w14:anchorId="32B24D06" id="Graphic 4" o:spid="_x0000_s1026" style="position:absolute;margin-left:70.55pt;margin-top:14.65pt;width:454.3pt;height:.75pt;z-index:-15727104;visibility:visible;mso-wrap-style:square;mso-wrap-distance-left:0;mso-wrap-distance-top:0;mso-wrap-distance-right:0;mso-wrap-distance-bottom:0;mso-position-horizontal:absolute;mso-position-horizontal-relative:page;mso-position-vertical:absolute;mso-position-vertical-relative:text;v-text-anchor:top" coordsize="5769610,9525" o:gfxdata="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" path="m5769228,l,,,9144r5769228,l5769228,xe" fillcolor="black" stroked="f">
+              <v:shape w14:anchorId="10D2A7C0" id="Graphic 4" o:spid="_x0000_s1026" style="position:absolute;margin-left:71.1pt;margin-top:18.5pt;width:454.3pt;height:.75pt;z-index:-251649536;visibility:visible;mso-wrap-style:square;mso-wrap-distance-left:0;mso-wrap-distance-top:0;mso-wrap-distance-right:0;mso-wrap-distance-bottom:0;mso-position-horizontal:absolute;mso-position-horizontal-relative:page;mso-position-vertical:absolute;mso-position-vertical-relative:text;v-text-anchor:top" coordsize="5769610,9525" o:gfxdata="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" path="m5769228,l,,,9144r5769228,l5769228,xe" fillcolor="black" stroked="f">
                 <v:path arrowok="t"/>
                 <w10:wrap type="topAndBottom" anchorx="page"/>
               </v:shape>
@@ -879,7 +1412,12 @@
       </w:r>
       <w:r>
         <w:rPr>
-          <w:spacing w:val="-2"/>
+          <w:rFonts w:ascii="Arial" w:hAnsi="Arial" w:cs="Arial"/>
+          <w:b/>
+          <w:bCs/>
+          <w:color w:val="1F497D" w:themeColor="text2"/>
+          <w:sz w:val="28"/>
+          <w:szCs w:val="28"/>
         </w:rPr>
         <w:t>KETERAMPILAN</w:t>
       </w:r>
@@ -889,364 +1427,60 @@
         <w:pStyle w:val="ListParagraph"/>
         <w:numPr>
           <w:ilvl w:val="0"/>
-          <w:numId w:val="1"/>
+          <w:numId w:val="9"/>
         </w:numPr>
         <w:tabs>
-          <w:tab w:val="left" w:pos="885"/>
+          <w:tab w:val="left" w:pos="2977"/>
+          <w:tab w:val="left" w:pos="3119"/>
+          <w:tab w:val="left" w:pos="6521"/>
         </w:tabs>
-        <w:spacing w:before="162"/>
-        <w:rPr>
-          <w:b/>
-        </w:rPr>
-      </w:pPr>
-      <w:r>
-        <w:rPr>
-          <w:b/>
-        </w:rPr>
-        <w:t>Hard</w:t>
-      </w:r>
-      <w:r>
-        <w:rPr>
-          <w:b/>
-          <w:spacing w:val="-9"/>
-        </w:rPr>
-        <w:t xml:space="preserve"> </w:t>
-      </w:r>
-      <w:r>
-        <w:rPr>
-          <w:b/>
-          <w:spacing w:val="-2"/>
-        </w:rPr>
-        <w:t>Skill:</w:t>
-      </w:r>
-    </w:p>
-    <w:p>
-      <w:pPr>
-        <w:pStyle w:val="ListParagraph"/>
-        <w:numPr>
-          <w:ilvl w:val="1"/>
-          <w:numId w:val="1"/>
-        </w:numPr>
-        <w:tabs>
-          <w:tab w:val="left" w:pos="1156"/>
-        </w:tabs>
-        <w:spacing w:before="128"/>
-        <w:ind w:hanging="283"/>
-      </w:pPr>
-      <w:r>
-        <w:rPr>
-          <w:b/>
-        </w:rPr>
-        <w:t>UI/UX</w:t>
-      </w:r>
-      <w:r>
-        <w:rPr>
-          <w:b/>
-          <w:spacing w:val="-9"/>
-        </w:rPr>
-        <w:t xml:space="preserve"> </w:t>
-      </w:r>
-      <w:r>
-        <w:rPr>
-          <w:b/>
-        </w:rPr>
-        <w:t>Design</w:t>
-      </w:r>
-      <w:r>
-        <w:rPr>
-          <w:b/>
-          <w:spacing w:val="-9"/>
-        </w:rPr>
-        <w:t xml:space="preserve"> </w:t>
-      </w:r>
-      <w:r>
-        <w:rPr>
-          <w:b/>
-        </w:rPr>
+        <w:spacing w:before="120"/>
+        <w:rPr>
+          <w:rFonts w:ascii="Arial" w:hAnsi="Arial" w:cs="Arial"/>
+          <w:b/>
+          <w:bCs/>
+          <w:sz w:val="20"/>
+          <w:szCs w:val="20"/>
+        </w:rPr>
+      </w:pPr>
+      <w:r>
+        <w:rPr>
+          <w:rFonts w:ascii="Arial" w:hAnsi="Arial" w:cs="Arial"/>
+          <w:b/>
+          <w:bCs/>
+          <w:sz w:val="20"/>
+          <w:szCs w:val="20"/>
+        </w:rPr>
+        <w:t>Mobile Development</w:t>
+      </w:r>
+      <w:r>
+        <w:rPr>
+          <w:rFonts w:ascii="Arial" w:hAnsi="Arial" w:cs="Arial"/>
+          <w:b/>
+          <w:bCs/>
+          <w:sz w:val="20"/>
+          <w:szCs w:val="20"/>
+        </w:rPr>
+        <w:tab/>
         <w:t>:</w:t>
       </w:r>
       <w:r>
         <w:rPr>
-          <w:b/>
-          <w:spacing w:val="-1"/>
-        </w:rPr>
-        <w:t xml:space="preserve"> </w:t>
-      </w:r>
-      <w:r>
-        <w:rPr>
-          <w:spacing w:val="-2"/>
-        </w:rPr>
-        <w:t>Figma.</w:t>
-      </w:r>
-    </w:p>
-    <w:p>
-      <w:pPr>
-        <w:pStyle w:val="ListParagraph"/>
-        <w:numPr>
-          <w:ilvl w:val="1"/>
-          <w:numId w:val="1"/>
-        </w:numPr>
-        <w:tabs>
-          <w:tab w:val="left" w:pos="1156"/>
-        </w:tabs>
-        <w:ind w:hanging="283"/>
-      </w:pPr>
-      <w:r>
-        <w:rPr>
-          <w:b/>
-        </w:rPr>
-        <w:t>Aplikasi</w:t>
-      </w:r>
-      <w:r>
-        <w:rPr>
-          <w:b/>
-          <w:spacing w:val="-10"/>
-        </w:rPr>
-        <w:t xml:space="preserve"> </w:t>
-      </w:r>
-      <w:r>
-        <w:rPr>
-          <w:b/>
-        </w:rPr>
-        <w:t>Mobile</w:t>
-      </w:r>
-      <w:r>
-        <w:rPr>
-          <w:b/>
-          <w:spacing w:val="-13"/>
-        </w:rPr>
-        <w:t xml:space="preserve"> </w:t>
-      </w:r>
-      <w:r>
-        <w:rPr>
-          <w:b/>
-        </w:rPr>
-        <w:t>:</w:t>
-      </w:r>
-      <w:r>
-        <w:rPr>
-          <w:b/>
-          <w:spacing w:val="-8"/>
-        </w:rPr>
-        <w:t xml:space="preserve"> </w:t>
-      </w:r>
-      <w:r>
-        <w:t>Flutter,</w:t>
-      </w:r>
-      <w:r>
-        <w:rPr>
-          <w:spacing w:val="-12"/>
-        </w:rPr>
-        <w:t xml:space="preserve"> </w:t>
-      </w:r>
-      <w:r>
-        <w:rPr>
-          <w:spacing w:val="-2"/>
-        </w:rPr>
-        <w:t>Dart.</w:t>
-      </w:r>
-    </w:p>
-    <w:p>
-      <w:pPr>
-        <w:pStyle w:val="ListParagraph"/>
-        <w:numPr>
-          <w:ilvl w:val="1"/>
-          <w:numId w:val="1"/>
-        </w:numPr>
-        <w:tabs>
-          <w:tab w:val="left" w:pos="1156"/>
-        </w:tabs>
-        <w:spacing w:before="127"/>
-        <w:ind w:hanging="283"/>
-      </w:pPr>
-      <w:r>
-        <w:rPr>
-          <w:b/>
-        </w:rPr>
-        <w:t>Manajemen</w:t>
-      </w:r>
-      <w:r>
-        <w:rPr>
-          <w:b/>
-          <w:spacing w:val="-12"/>
-        </w:rPr>
-        <w:t xml:space="preserve"> </w:t>
-      </w:r>
-      <w:r>
-        <w:rPr>
-          <w:b/>
-        </w:rPr>
-        <w:t>Database</w:t>
-      </w:r>
-      <w:r>
-        <w:rPr>
-          <w:b/>
-          <w:spacing w:val="-10"/>
-        </w:rPr>
-        <w:t xml:space="preserve"> </w:t>
-      </w:r>
-      <w:r>
-        <w:rPr>
-          <w:b/>
-        </w:rPr>
-        <w:t>:</w:t>
-      </w:r>
-      <w:r>
-        <w:rPr>
-          <w:b/>
-          <w:spacing w:val="-11"/>
-        </w:rPr>
-        <w:t xml:space="preserve"> </w:t>
-      </w:r>
-      <w:r>
-        <w:t>MySQL,</w:t>
-      </w:r>
-      <w:r>
-        <w:rPr>
-          <w:spacing w:val="-12"/>
-        </w:rPr>
-        <w:t xml:space="preserve"> </w:t>
-      </w:r>
-      <w:r>
-        <w:t>SQLServer,</w:t>
-      </w:r>
-      <w:r>
-        <w:rPr>
-          <w:spacing w:val="-12"/>
-        </w:rPr>
-        <w:t xml:space="preserve"> </w:t>
-      </w:r>
-      <w:r>
-        <w:rPr>
-          <w:spacing w:val="-2"/>
-        </w:rPr>
-        <w:t>Firebase.</w:t>
-      </w:r>
-    </w:p>
-    <w:p>
-      <w:pPr>
-        <w:pStyle w:val="Heading1"/>
-        <w:numPr>
-          <w:ilvl w:val="0"/>
-          <w:numId w:val="1"/>
-        </w:numPr>
-        <w:tabs>
-          <w:tab w:val="left" w:pos="885"/>
-        </w:tabs>
-        <w:spacing w:before="125"/>
-      </w:pPr>
-      <w:r>
-        <w:t>Soft</w:t>
-      </w:r>
-      <w:r>
-        <w:rPr>
-          <w:spacing w:val="1"/>
-        </w:rPr>
-        <w:t xml:space="preserve"> </w:t>
-      </w:r>
-      <w:r>
-        <w:rPr>
-          <w:spacing w:val="-2"/>
-        </w:rPr>
-        <w:t>Skil:</w:t>
-      </w:r>
-    </w:p>
-    <w:p>
-      <w:pPr>
-        <w:pStyle w:val="ListParagraph"/>
-        <w:numPr>
-          <w:ilvl w:val="1"/>
-          <w:numId w:val="1"/>
-        </w:numPr>
-        <w:tabs>
-          <w:tab w:val="left" w:pos="1245"/>
-        </w:tabs>
-        <w:spacing w:before="128"/>
-        <w:ind w:left="1245" w:hanging="360"/>
-      </w:pPr>
-      <w:r>
-        <w:t>Kerja</w:t>
-      </w:r>
-      <w:r>
-        <w:rPr>
-          <w:spacing w:val="-10"/>
-        </w:rPr>
-        <w:t xml:space="preserve"> </w:t>
-      </w:r>
-      <w:r>
-        <w:t>Sama</w:t>
-      </w:r>
-      <w:r>
-        <w:rPr>
-          <w:spacing w:val="-9"/>
-        </w:rPr>
-        <w:t xml:space="preserve"> </w:t>
-      </w:r>
-      <w:r>
-        <w:rPr>
-          <w:spacing w:val="-4"/>
-        </w:rPr>
-        <w:t>Tim.</w:t>
-      </w:r>
-    </w:p>
-    <w:p>
-      <w:pPr>
-        <w:pStyle w:val="ListParagraph"/>
-        <w:numPr>
-          <w:ilvl w:val="1"/>
-          <w:numId w:val="1"/>
-        </w:numPr>
-        <w:tabs>
-          <w:tab w:val="left" w:pos="1245"/>
-        </w:tabs>
-        <w:spacing w:before="129"/>
-        <w:ind w:left="1245" w:hanging="360"/>
-      </w:pPr>
-      <w:r>
-        <w:rPr>
-          <w:spacing w:val="-2"/>
-        </w:rPr>
-        <w:t>Komunikasi</w:t>
-      </w:r>
-      <w:r>
-        <w:rPr>
-          <w:spacing w:val="3"/>
-        </w:rPr>
-        <w:t xml:space="preserve"> </w:t>
-      </w:r>
-      <w:r>
-        <w:rPr>
-          <w:spacing w:val="-10"/>
-        </w:rPr>
-        <w:t>.</w:t>
-      </w:r>
-    </w:p>
-    <w:p>
-      <w:pPr>
-        <w:pStyle w:val="ListParagraph"/>
-        <w:numPr>
-          <w:ilvl w:val="1"/>
-          <w:numId w:val="1"/>
-        </w:numPr>
-        <w:tabs>
-          <w:tab w:val="left" w:pos="1245"/>
-        </w:tabs>
-        <w:ind w:left="1245" w:hanging="360"/>
-      </w:pPr>
-      <w:r>
-        <w:t>Manajemen</w:t>
-      </w:r>
-      <w:r>
-        <w:rPr>
-          <w:spacing w:val="-13"/>
-        </w:rPr>
-        <w:t xml:space="preserve"> </w:t>
-      </w:r>
-      <w:r>
-        <w:rPr>
-          <w:spacing w:val="-2"/>
-        </w:rPr>
-        <w:t>Waktu.</w:t>
+          <w:rFonts w:ascii="Arial" w:hAnsi="Arial" w:cs="Arial"/>
+          <w:b/>
+          <w:bCs/>
+          <w:sz w:val="20"/>
+          <w:szCs w:val="20"/>
+        </w:rPr>
+        <w:tab/>
+      </w:r>
+      <w:r>
+        <w:rPr>
+          <w:rFonts w:ascii="Arial" w:hAnsi="Arial" w:cs="Arial"/>
+          <w:sz w:val="20"/>
+          <w:szCs w:val="20"/>
+        </w:rPr>
+        <w:t>Flutter, Dart</w:t>
       </w:r>
     </w:p>
     <w:p>
@@ -1254,246 +1488,259 @@
         <w:pStyle w:val="ListParagraph"/>
         <w:numPr>
           <w:ilvl w:val="0"/>
-          <w:numId w:val="1"/>
+          <w:numId w:val="9"/>
         </w:numPr>
         <w:tabs>
-          <w:tab w:val="left" w:pos="885"/>
+          <w:tab w:val="left" w:pos="2977"/>
+          <w:tab w:val="left" w:pos="3119"/>
+          <w:tab w:val="left" w:pos="6521"/>
         </w:tabs>
-        <w:spacing w:before="125"/>
-      </w:pPr>
-      <w:r>
-        <w:rPr>
-          <w:b/>
-        </w:rPr>
-        <w:t>Software</w:t>
-      </w:r>
-      <w:r>
-        <w:rPr>
-          <w:b/>
-          <w:spacing w:val="-14"/>
-        </w:rPr>
-        <w:t xml:space="preserve"> </w:t>
-      </w:r>
-      <w:r>
-        <w:rPr>
-          <w:b/>
-        </w:rPr>
+        <w:spacing w:before="120"/>
+        <w:rPr>
+          <w:rFonts w:ascii="Arial" w:hAnsi="Arial" w:cs="Arial"/>
+          <w:b/>
+          <w:bCs/>
+          <w:sz w:val="20"/>
+          <w:szCs w:val="20"/>
+        </w:rPr>
+      </w:pPr>
+      <w:r>
+        <w:rPr>
+          <w:rFonts w:ascii="Arial" w:hAnsi="Arial" w:cs="Arial"/>
+          <w:b/>
+          <w:bCs/>
+          <w:sz w:val="20"/>
+          <w:szCs w:val="20"/>
+        </w:rPr>
+        <w:t>UI/UX Design</w:t>
+      </w:r>
+      <w:r>
+        <w:rPr>
+          <w:rFonts w:ascii="Arial" w:hAnsi="Arial" w:cs="Arial"/>
+          <w:b/>
+          <w:bCs/>
+          <w:sz w:val="20"/>
+          <w:szCs w:val="20"/>
+        </w:rPr>
+        <w:tab/>
         <w:t>:</w:t>
       </w:r>
       <w:r>
         <w:rPr>
-          <w:b/>
-          <w:spacing w:val="-14"/>
-        </w:rPr>
-        <w:t xml:space="preserve"> </w:t>
-      </w:r>
-      <w:r>
-        <w:t>Microsoft</w:t>
-      </w:r>
-      <w:r>
-        <w:rPr>
-          <w:spacing w:val="-14"/>
-        </w:rPr>
-        <w:t xml:space="preserve"> </w:t>
-      </w:r>
-      <w:r>
-        <w:t>Word,</w:t>
-      </w:r>
-      <w:r>
-        <w:rPr>
-          <w:spacing w:val="-14"/>
-        </w:rPr>
-        <w:t xml:space="preserve"> </w:t>
-      </w:r>
-      <w:r>
-        <w:t>Microsoft</w:t>
-      </w:r>
-      <w:r>
-        <w:rPr>
-          <w:spacing w:val="-13"/>
-        </w:rPr>
-        <w:t xml:space="preserve"> </w:t>
-      </w:r>
-      <w:r>
-        <w:t>Excel,</w:t>
-      </w:r>
-      <w:r>
-        <w:rPr>
-          <w:spacing w:val="-14"/>
-        </w:rPr>
-        <w:t xml:space="preserve"> </w:t>
-      </w:r>
-      <w:r>
-        <w:t>Visual</w:t>
-      </w:r>
-      <w:r>
-        <w:rPr>
-          <w:spacing w:val="-14"/>
-        </w:rPr>
-        <w:t xml:space="preserve"> </w:t>
-      </w:r>
-      <w:r>
-        <w:t>Studio</w:t>
-      </w:r>
-      <w:r>
-        <w:rPr>
-          <w:spacing w:val="-12"/>
-        </w:rPr>
-        <w:t xml:space="preserve"> </w:t>
-      </w:r>
-      <w:r>
-        <w:rPr>
-          <w:spacing w:val="-2"/>
-        </w:rPr>
-        <w:t>Code.</w:t>
+          <w:rFonts w:ascii="Arial" w:hAnsi="Arial" w:cs="Arial"/>
+          <w:b/>
+          <w:bCs/>
+          <w:sz w:val="20"/>
+          <w:szCs w:val="20"/>
+        </w:rPr>
+        <w:tab/>
+      </w:r>
+      <w:r>
+        <w:rPr>
+          <w:rFonts w:ascii="Arial" w:hAnsi="Arial" w:cs="Arial"/>
+          <w:sz w:val="20"/>
+          <w:szCs w:val="20"/>
+        </w:rPr>
+        <w:t>Figma</w:t>
       </w:r>
     </w:p>
     <w:p>
       <w:pPr>
-        <w:pStyle w:val="BodyText"/>
-        <w:rPr>
-          <w:sz w:val="20"/>
-        </w:rPr>
-      </w:pPr>
+        <w:pStyle w:val="ListParagraph"/>
+        <w:numPr>
+          <w:ilvl w:val="0"/>
+          <w:numId w:val="9"/>
+        </w:numPr>
+        <w:tabs>
+          <w:tab w:val="left" w:pos="2977"/>
+          <w:tab w:val="left" w:pos="3119"/>
+          <w:tab w:val="left" w:pos="6521"/>
+        </w:tabs>
+        <w:spacing w:before="120"/>
+        <w:rPr>
+          <w:rFonts w:ascii="Arial" w:hAnsi="Arial" w:cs="Arial"/>
+          <w:b/>
+          <w:bCs/>
+          <w:sz w:val="20"/>
+          <w:szCs w:val="20"/>
+        </w:rPr>
+      </w:pPr>
+      <w:r>
+        <w:rPr>
+          <w:rFonts w:ascii="Arial" w:hAnsi="Arial" w:cs="Arial"/>
+          <w:b/>
+          <w:bCs/>
+          <w:sz w:val="20"/>
+          <w:szCs w:val="20"/>
+        </w:rPr>
+        <w:t>Backend &amp; Database</w:t>
+      </w:r>
+      <w:r>
+        <w:rPr>
+          <w:rFonts w:ascii="Arial" w:hAnsi="Arial" w:cs="Arial"/>
+          <w:b/>
+          <w:bCs/>
+          <w:sz w:val="20"/>
+          <w:szCs w:val="20"/>
+        </w:rPr>
+        <w:tab/>
+        <w:t>:</w:t>
+      </w:r>
+      <w:r>
+        <w:rPr>
+          <w:rFonts w:ascii="Arial" w:hAnsi="Arial" w:cs="Arial"/>
+          <w:b/>
+          <w:bCs/>
+          <w:sz w:val="20"/>
+          <w:szCs w:val="20"/>
+        </w:rPr>
+        <w:tab/>
+      </w:r>
+      <w:r>
+        <w:rPr>
+          <w:rFonts w:ascii="Arial" w:hAnsi="Arial" w:cs="Arial"/>
+          <w:sz w:val="20"/>
+          <w:szCs w:val="20"/>
+        </w:rPr>
+        <w:t>PHP, Firebase, Supabase, MySQL, SQL Server</w:t>
+      </w:r>
     </w:p>
     <w:p>
       <w:pPr>
-        <w:pStyle w:val="BodyText"/>
-        <w:spacing w:before="203"/>
-        <w:rPr>
-          <w:sz w:val="20"/>
-        </w:rPr>
-      </w:pPr>
-      <w:r>
-        <w:rPr>
-          <w:noProof/>
-          <w:sz w:val="20"/>
-        </w:rPr>
-        <mc:AlternateContent>
-          <mc:Choice Requires="wps">
-            <w:drawing>
-              <wp:anchor distT="0" distB="0" distL="0" distR="0" simplePos="0" relativeHeight="487589888" behindDoc="1" locked="0" layoutInCell="1" allowOverlap="1" wp14:anchorId="1AE15A78" wp14:editId="52586ABC">
-                <wp:simplePos x="0" y="0"/>
-                <wp:positionH relativeFrom="page">
-                  <wp:posOffset>895985</wp:posOffset>
-                </wp:positionH>
-                <wp:positionV relativeFrom="paragraph">
-                  <wp:posOffset>290312</wp:posOffset>
-                </wp:positionV>
-                <wp:extent cx="5769610" cy="9525"/>
-                <wp:effectExtent l="0" t="0" r="0" b="0"/>
-                <wp:wrapTopAndBottom/>
-                <wp:docPr id="5" name="Graphic 5"/>
-                <wp:cNvGraphicFramePr>
-                  <a:graphicFrameLocks xmlns:a="http://schemas.openxmlformats.org/drawingml/2006/main"/>
-                </wp:cNvGraphicFramePr>
-                <a:graphic xmlns:a="http://schemas.openxmlformats.org/drawingml/2006/main">
-                  <a:graphicData uri="http://schemas.microsoft.com/office/word/2010/wordprocessingShape">
-                    <wps:wsp>
-                      <wps:cNvSpPr>
-                        <a:spLocks/>
-                      </wps:cNvSpPr>
-                      <wps:spPr>
-                        <a:xfrm>
-                          <a:off x="0" y="0"/>
-                          <a:ext cx="5769610" cy="9525"/>
-                        </a:xfrm>
-                        <a:custGeom>
-                          <a:avLst/>
-                          <a:gdLst/>
-                          <a:ahLst/>
-                          <a:cxnLst/>
-                          <a:rect l="l" t="t" r="r" b="b"/>
-                          <a:pathLst>
-                            <a:path w="5769610" h="9525">
-                              <a:moveTo>
-                                <a:pt x="5769228" y="0"/>
-                              </a:moveTo>
-                              <a:lnTo>
-                                <a:pt x="0" y="0"/>
-                              </a:lnTo>
-                              <a:lnTo>
-                                <a:pt x="0" y="9142"/>
-                              </a:lnTo>
-                              <a:lnTo>
-                                <a:pt x="5769228" y="9142"/>
-                              </a:lnTo>
-                              <a:lnTo>
-                                <a:pt x="5769228" y="0"/>
-                              </a:lnTo>
-                              <a:close/>
-                            </a:path>
-                          </a:pathLst>
-                        </a:custGeom>
-                        <a:solidFill>
-                          <a:srgbClr val="000000"/>
-                        </a:solidFill>
-                      </wps:spPr>
-                      <wps:bodyPr wrap="square" lIns="0" tIns="0" rIns="0" bIns="0" rtlCol="0">
-                        <a:prstTxWarp prst="textNoShape">
-                          <a:avLst/>
-                        </a:prstTxWarp>
-                        <a:noAutofit/>
-                      </wps:bodyPr>
-                    </wps:wsp>
-                  </a:graphicData>
-                </a:graphic>
-              </wp:anchor>
-            </w:drawing>
-          </mc:Choice>
-          <mc:Fallback>
-            <w:pict>
-              <v:shape w14:anchorId="4695B76C" id="Graphic 5" o:spid="_x0000_s1026" style="position:absolute;margin-left:70.55pt;margin-top:22.85pt;width:454.3pt;height:.75pt;z-index:-15726592;visibility:visible;mso-wrap-style:square;mso-wrap-distance-left:0;mso-wrap-distance-top:0;mso-wrap-distance-right:0;mso-wrap-distance-bottom:0;mso-position-horizontal:absolute;mso-position-horizontal-relative:page;mso-position-vertical:absolute;mso-position-vertical-relative:text;v-text-anchor:top" coordsize="5769610,9525" o:gfxdata="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" path="m5769228,l,,,9142r5769228,l5769228,xe" fillcolor="black" stroked="f">
-                <v:path arrowok="t"/>
-                <w10:wrap type="topAndBottom" anchorx="page"/>
-              </v:shape>
-            </w:pict>
-          </mc:Fallback>
-        </mc:AlternateContent>
+        <w:pStyle w:val="ListParagraph"/>
+        <w:numPr>
+          <w:ilvl w:val="0"/>
+          <w:numId w:val="9"/>
+        </w:numPr>
+        <w:tabs>
+          <w:tab w:val="left" w:pos="2977"/>
+          <w:tab w:val="left" w:pos="3119"/>
+          <w:tab w:val="left" w:pos="6521"/>
+        </w:tabs>
+        <w:spacing w:before="120"/>
+        <w:rPr>
+          <w:rFonts w:ascii="Arial" w:hAnsi="Arial" w:cs="Arial"/>
+          <w:b/>
+          <w:bCs/>
+          <w:sz w:val="20"/>
+          <w:szCs w:val="20"/>
+        </w:rPr>
+      </w:pPr>
+      <w:r>
+        <w:rPr>
+          <w:rFonts w:ascii="Arial" w:hAnsi="Arial" w:cs="Arial"/>
+          <w:b/>
+          <w:bCs/>
+          <w:sz w:val="20"/>
+          <w:szCs w:val="20"/>
+        </w:rPr>
+        <w:t>Security Tools</w:t>
+      </w:r>
+      <w:r>
+        <w:rPr>
+          <w:rFonts w:ascii="Arial" w:hAnsi="Arial" w:cs="Arial"/>
+          <w:b/>
+          <w:bCs/>
+          <w:sz w:val="20"/>
+          <w:szCs w:val="20"/>
+        </w:rPr>
+        <w:tab/>
+        <w:t>:</w:t>
+      </w:r>
+      <w:r>
+        <w:rPr>
+          <w:rFonts w:ascii="Arial" w:hAnsi="Arial" w:cs="Arial"/>
+          <w:b/>
+          <w:bCs/>
+          <w:sz w:val="20"/>
+          <w:szCs w:val="20"/>
+        </w:rPr>
+        <w:tab/>
+      </w:r>
+      <w:r>
+        <w:rPr>
+          <w:rFonts w:ascii="Arial" w:hAnsi="Arial" w:cs="Arial"/>
+          <w:sz w:val="20"/>
+          <w:szCs w:val="20"/>
+        </w:rPr>
+        <w:t>Burp Suite</w:t>
       </w:r>
     </w:p>
     <w:p>
       <w:pPr>
-        <w:spacing w:before="161"/>
-        <w:ind w:left="165"/>
-      </w:pPr>
-      <w:r>
-        <w:rPr>
-          <w:b/>
-          <w:spacing w:val="-2"/>
-        </w:rPr>
-        <w:t>Portofolio</w:t>
-      </w:r>
-      <w:r>
-        <w:rPr>
-          <w:b/>
-        </w:rPr>
+        <w:pStyle w:val="ListParagraph"/>
+        <w:numPr>
+          <w:ilvl w:val="0"/>
+          <w:numId w:val="9"/>
+        </w:numPr>
+        <w:tabs>
+          <w:tab w:val="left" w:pos="2977"/>
+          <w:tab w:val="left" w:pos="3119"/>
+          <w:tab w:val="left" w:pos="6521"/>
+        </w:tabs>
+        <w:spacing w:before="120"/>
+        <w:rPr>
+          <w:rFonts w:ascii="Arial" w:hAnsi="Arial" w:cs="Arial"/>
+          <w:sz w:val="20"/>
+          <w:szCs w:val="20"/>
+        </w:rPr>
+      </w:pPr>
+      <w:r>
+        <w:rPr>
+          <w:rFonts w:ascii="Arial" w:hAnsi="Arial" w:cs="Arial"/>
+          <w:b/>
+          <w:bCs/>
+          <w:sz w:val="20"/>
+          <w:szCs w:val="20"/>
+        </w:rPr>
+        <w:t>Soft Skills</w:t>
+      </w:r>
+      <w:r>
+        <w:rPr>
+          <w:rFonts w:ascii="Arial" w:hAnsi="Arial" w:cs="Arial"/>
+          <w:b/>
+          <w:bCs/>
+          <w:sz w:val="20"/>
+          <w:szCs w:val="20"/>
+        </w:rPr>
+        <w:tab/>
+        <w:t>:</w:t>
+      </w:r>
+      <w:r>
+        <w:rPr>
+          <w:rFonts w:ascii="Arial" w:hAnsi="Arial" w:cs="Arial"/>
+          <w:b/>
+          <w:bCs/>
+          <w:sz w:val="20"/>
+          <w:szCs w:val="20"/>
+        </w:rPr>
+        <w:tab/>
+      </w:r>
+      <w:r>
+        <w:rPr>
+          <w:rFonts w:ascii="Arial" w:hAnsi="Arial" w:cs="Arial"/>
+          <w:sz w:val="20"/>
+          <w:szCs w:val="20"/>
+        </w:rPr>
+        <w:t>Komunikasi, Problem Solving, Manajemen Waktu, Kerja Sama Tim</w:t>
+      </w:r>
+      <w:r>
+        <w:rPr>
+          <w:rFonts w:ascii="Arial" w:hAnsi="Arial" w:cs="Arial"/>
+          <w:sz w:val="20"/>
+          <w:szCs w:val="20"/>
+        </w:rPr>
+        <w:tab/>
+      </w:r>
+      <w:r>
+        <w:rPr>
+          <w:rFonts w:ascii="Arial" w:hAnsi="Arial" w:cs="Arial"/>
+          <w:sz w:val="20"/>
+          <w:szCs w:val="20"/>
+        </w:rPr>
+        <w:tab/>
         <w:t xml:space="preserve"> </w:t>
       </w:r>
-      <w:r>
-        <w:rPr>
-          <w:b/>
-          <w:spacing w:val="-2"/>
-        </w:rPr>
-        <w:t>:</w:t>
-      </w:r>
-      <w:r>
-        <w:rPr>
-          <w:b/>
-          <w:spacing w:val="10"/>
-        </w:rPr>
-        <w:t xml:space="preserve"> </w:t>
-      </w:r>
-      <w:hyperlink r:id="rId6">
-        <w:r>
-          <w:rPr>
-            <w:color w:val="0461C1"/>
-            <w:spacing w:val="-2"/>
-            <w:u w:val="single" w:color="0461C1"/>
-          </w:rPr>
-          <w:t>https://portofolio-wahyu-sooty.vercel.app/</w:t>
-        </w:r>
-      </w:hyperlink>
     </w:p>
     <w:sectPr>
       <w:type w:val="continuous"/>
@@ -1636,8 +1883,936 @@
       </w:rPr>
     </w:lvl>
   </w:abstractNum>
+  <w:abstractNum w:abstractNumId="1" w15:restartNumberingAfterBreak="0">
+    <w:nsid w:val="12C53940"/>
+    <w:multiLevelType w:val="hybridMultilevel"/>
+    <w:tmpl w:val="149C2462"/>
+    <w:lvl w:ilvl="0" w:tplc="04090001">
+      <w:start w:val="1"/>
+      <w:numFmt w:val="bullet"/>
+      <w:lvlText w:val=""/>
+      <w:lvlJc w:val="left"/>
+      <w:pPr>
+        <w:ind w:left="884" w:hanging="360"/>
+      </w:pPr>
+      <w:rPr>
+        <w:rFonts w:ascii="Symbol" w:hAnsi="Symbol" w:hint="default"/>
+      </w:rPr>
+    </w:lvl>
+    <w:lvl w:ilvl="1" w:tplc="04090003">
+      <w:start w:val="1"/>
+      <w:numFmt w:val="bullet"/>
+      <w:lvlText w:val="o"/>
+      <w:lvlJc w:val="left"/>
+      <w:pPr>
+        <w:ind w:left="1604" w:hanging="360"/>
+      </w:pPr>
+      <w:rPr>
+        <w:rFonts w:ascii="Courier New" w:hAnsi="Courier New" w:cs="Courier New" w:hint="default"/>
+      </w:rPr>
+    </w:lvl>
+    <w:lvl w:ilvl="2" w:tplc="04090005" w:tentative="1">
+      <w:start w:val="1"/>
+      <w:numFmt w:val="bullet"/>
+      <w:lvlText w:val=""/>
+      <w:lvlJc w:val="left"/>
+      <w:pPr>
+        <w:ind w:left="2324" w:hanging="360"/>
+      </w:pPr>
+      <w:rPr>
+        <w:rFonts w:ascii="Wingdings" w:hAnsi="Wingdings" w:hint="default"/>
+      </w:rPr>
+    </w:lvl>
+    <w:lvl w:ilvl="3" w:tplc="04090001" w:tentative="1">
+      <w:start w:val="1"/>
+      <w:numFmt w:val="bullet"/>
+      <w:lvlText w:val=""/>
+      <w:lvlJc w:val="left"/>
+      <w:pPr>
+        <w:ind w:left="3044" w:hanging="360"/>
+      </w:pPr>
+      <w:rPr>
+        <w:rFonts w:ascii="Symbol" w:hAnsi="Symbol" w:hint="default"/>
+      </w:rPr>
+    </w:lvl>
+    <w:lvl w:ilvl="4" w:tplc="04090003" w:tentative="1">
+      <w:start w:val="1"/>
+      <w:numFmt w:val="bullet"/>
+      <w:lvlText w:val="o"/>
+      <w:lvlJc w:val="left"/>
+      <w:pPr>
+        <w:ind w:left="3764" w:hanging="360"/>
+      </w:pPr>
+      <w:rPr>
+        <w:rFonts w:ascii="Courier New" w:hAnsi="Courier New" w:cs="Courier New" w:hint="default"/>
+      </w:rPr>
+    </w:lvl>
+    <w:lvl w:ilvl="5" w:tplc="04090005" w:tentative="1">
+      <w:start w:val="1"/>
+      <w:numFmt w:val="bullet"/>
+      <w:lvlText w:val=""/>
+      <w:lvlJc w:val="left"/>
+      <w:pPr>
+        <w:ind w:left="4484" w:hanging="360"/>
+      </w:pPr>
+      <w:rPr>
+        <w:rFonts w:ascii="Wingdings" w:hAnsi="Wingdings" w:hint="default"/>
+      </w:rPr>
+    </w:lvl>
+    <w:lvl w:ilvl="6" w:tplc="04090001" w:tentative="1">
+      <w:start w:val="1"/>
+      <w:numFmt w:val="bullet"/>
+      <w:lvlText w:val=""/>
+      <w:lvlJc w:val="left"/>
+      <w:pPr>
+        <w:ind w:left="5204" w:hanging="360"/>
+      </w:pPr>
+      <w:rPr>
+        <w:rFonts w:ascii="Symbol" w:hAnsi="Symbol" w:hint="default"/>
+      </w:rPr>
+    </w:lvl>
+    <w:lvl w:ilvl="7" w:tplc="04090003" w:tentative="1">
+      <w:start w:val="1"/>
+      <w:numFmt w:val="bullet"/>
+      <w:lvlText w:val="o"/>
+      <w:lvlJc w:val="left"/>
+      <w:pPr>
+        <w:ind w:left="5924" w:hanging="360"/>
+      </w:pPr>
+      <w:rPr>
+        <w:rFonts w:ascii="Courier New" w:hAnsi="Courier New" w:cs="Courier New" w:hint="default"/>
+      </w:rPr>
+    </w:lvl>
+    <w:lvl w:ilvl="8" w:tplc="04090005" w:tentative="1">
+      <w:start w:val="1"/>
+      <w:numFmt w:val="bullet"/>
+      <w:lvlText w:val=""/>
+      <w:lvlJc w:val="left"/>
+      <w:pPr>
+        <w:ind w:left="6644" w:hanging="360"/>
+      </w:pPr>
+      <w:rPr>
+        <w:rFonts w:ascii="Wingdings" w:hAnsi="Wingdings" w:hint="default"/>
+      </w:rPr>
+    </w:lvl>
+  </w:abstractNum>
+  <w:abstractNum w:abstractNumId="2" w15:restartNumberingAfterBreak="0">
+    <w:nsid w:val="36CE2917"/>
+    <w:multiLevelType w:val="hybridMultilevel"/>
+    <w:tmpl w:val="144C181C"/>
+    <w:lvl w:ilvl="0" w:tplc="04090001">
+      <w:start w:val="1"/>
+      <w:numFmt w:val="bullet"/>
+      <w:lvlText w:val=""/>
+      <w:lvlJc w:val="left"/>
+      <w:pPr>
+        <w:ind w:left="884" w:hanging="360"/>
+      </w:pPr>
+      <w:rPr>
+        <w:rFonts w:ascii="Symbol" w:hAnsi="Symbol" w:hint="default"/>
+      </w:rPr>
+    </w:lvl>
+    <w:lvl w:ilvl="1" w:tplc="04090003" w:tentative="1">
+      <w:start w:val="1"/>
+      <w:numFmt w:val="bullet"/>
+      <w:lvlText w:val="o"/>
+      <w:lvlJc w:val="left"/>
+      <w:pPr>
+        <w:ind w:left="1604" w:hanging="360"/>
+      </w:pPr>
+      <w:rPr>
+        <w:rFonts w:ascii="Courier New" w:hAnsi="Courier New" w:cs="Courier New" w:hint="default"/>
+      </w:rPr>
+    </w:lvl>
+    <w:lvl w:ilvl="2" w:tplc="04090005" w:tentative="1">
+      <w:start w:val="1"/>
+      <w:numFmt w:val="bullet"/>
+      <w:lvlText w:val=""/>
+      <w:lvlJc w:val="left"/>
+      <w:pPr>
+        <w:ind w:left="2324" w:hanging="360"/>
+      </w:pPr>
+      <w:rPr>
+        <w:rFonts w:ascii="Wingdings" w:hAnsi="Wingdings" w:hint="default"/>
+      </w:rPr>
+    </w:lvl>
+    <w:lvl w:ilvl="3" w:tplc="04090001" w:tentative="1">
+      <w:start w:val="1"/>
+      <w:numFmt w:val="bullet"/>
+      <w:lvlText w:val=""/>
+      <w:lvlJc w:val="left"/>
+      <w:pPr>
+        <w:ind w:left="3044" w:hanging="360"/>
+      </w:pPr>
+      <w:rPr>
+        <w:rFonts w:ascii="Symbol" w:hAnsi="Symbol" w:hint="default"/>
+      </w:rPr>
+    </w:lvl>
+    <w:lvl w:ilvl="4" w:tplc="04090003" w:tentative="1">
+      <w:start w:val="1"/>
+      <w:numFmt w:val="bullet"/>
+      <w:lvlText w:val="o"/>
+      <w:lvlJc w:val="left"/>
+      <w:pPr>
+        <w:ind w:left="3764" w:hanging="360"/>
+      </w:pPr>
+      <w:rPr>
+        <w:rFonts w:ascii="Courier New" w:hAnsi="Courier New" w:cs="Courier New" w:hint="default"/>
+      </w:rPr>
+    </w:lvl>
+    <w:lvl w:ilvl="5" w:tplc="04090005" w:tentative="1">
+      <w:start w:val="1"/>
+      <w:numFmt w:val="bullet"/>
+      <w:lvlText w:val=""/>
+      <w:lvlJc w:val="left"/>
+      <w:pPr>
+        <w:ind w:left="4484" w:hanging="360"/>
+      </w:pPr>
+      <w:rPr>
+        <w:rFonts w:ascii="Wingdings" w:hAnsi="Wingdings" w:hint="default"/>
+      </w:rPr>
+    </w:lvl>
+    <w:lvl w:ilvl="6" w:tplc="04090001" w:tentative="1">
+      <w:start w:val="1"/>
+      <w:numFmt w:val="bullet"/>
+      <w:lvlText w:val=""/>
+      <w:lvlJc w:val="left"/>
+      <w:pPr>
+        <w:ind w:left="5204" w:hanging="360"/>
+      </w:pPr>
+      <w:rPr>
+        <w:rFonts w:ascii="Symbol" w:hAnsi="Symbol" w:hint="default"/>
+      </w:rPr>
+    </w:lvl>
+    <w:lvl w:ilvl="7" w:tplc="04090003" w:tentative="1">
+      <w:start w:val="1"/>
+      <w:numFmt w:val="bullet"/>
+      <w:lvlText w:val="o"/>
+      <w:lvlJc w:val="left"/>
+      <w:pPr>
+        <w:ind w:left="5924" w:hanging="360"/>
+      </w:pPr>
+      <w:rPr>
+        <w:rFonts w:ascii="Courier New" w:hAnsi="Courier New" w:cs="Courier New" w:hint="default"/>
+      </w:rPr>
+    </w:lvl>
+    <w:lvl w:ilvl="8" w:tplc="04090005" w:tentative="1">
+      <w:start w:val="1"/>
+      <w:numFmt w:val="bullet"/>
+      <w:lvlText w:val=""/>
+      <w:lvlJc w:val="left"/>
+      <w:pPr>
+        <w:ind w:left="6644" w:hanging="360"/>
+      </w:pPr>
+      <w:rPr>
+        <w:rFonts w:ascii="Wingdings" w:hAnsi="Wingdings" w:hint="default"/>
+      </w:rPr>
+    </w:lvl>
+  </w:abstractNum>
+  <w:abstractNum w:abstractNumId="3" w15:restartNumberingAfterBreak="0">
+    <w:nsid w:val="3DF34672"/>
+    <w:multiLevelType w:val="hybridMultilevel"/>
+    <w:tmpl w:val="72A488CA"/>
+    <w:lvl w:ilvl="0" w:tplc="04090001">
+      <w:start w:val="1"/>
+      <w:numFmt w:val="bullet"/>
+      <w:lvlText w:val=""/>
+      <w:lvlJc w:val="left"/>
+      <w:pPr>
+        <w:ind w:left="884" w:hanging="360"/>
+      </w:pPr>
+      <w:rPr>
+        <w:rFonts w:ascii="Symbol" w:hAnsi="Symbol" w:hint="default"/>
+      </w:rPr>
+    </w:lvl>
+    <w:lvl w:ilvl="1" w:tplc="04090003" w:tentative="1">
+      <w:start w:val="1"/>
+      <w:numFmt w:val="bullet"/>
+      <w:lvlText w:val="o"/>
+      <w:lvlJc w:val="left"/>
+      <w:pPr>
+        <w:ind w:left="1604" w:hanging="360"/>
+      </w:pPr>
+      <w:rPr>
+        <w:rFonts w:ascii="Courier New" w:hAnsi="Courier New" w:cs="Courier New" w:hint="default"/>
+      </w:rPr>
+    </w:lvl>
+    <w:lvl w:ilvl="2" w:tplc="04090005" w:tentative="1">
+      <w:start w:val="1"/>
+      <w:numFmt w:val="bullet"/>
+      <w:lvlText w:val=""/>
+      <w:lvlJc w:val="left"/>
+      <w:pPr>
+        <w:ind w:left="2324" w:hanging="360"/>
+      </w:pPr>
+      <w:rPr>
+        <w:rFonts w:ascii="Wingdings" w:hAnsi="Wingdings" w:hint="default"/>
+      </w:rPr>
+    </w:lvl>
+    <w:lvl w:ilvl="3" w:tplc="04090001" w:tentative="1">
+      <w:start w:val="1"/>
+      <w:numFmt w:val="bullet"/>
+      <w:lvlText w:val=""/>
+      <w:lvlJc w:val="left"/>
+      <w:pPr>
+        <w:ind w:left="3044" w:hanging="360"/>
+      </w:pPr>
+      <w:rPr>
+        <w:rFonts w:ascii="Symbol" w:hAnsi="Symbol" w:hint="default"/>
+      </w:rPr>
+    </w:lvl>
+    <w:lvl w:ilvl="4" w:tplc="04090003" w:tentative="1">
+      <w:start w:val="1"/>
+      <w:numFmt w:val="bullet"/>
+      <w:lvlText w:val="o"/>
+      <w:lvlJc w:val="left"/>
+      <w:pPr>
+        <w:ind w:left="3764" w:hanging="360"/>
+      </w:pPr>
+      <w:rPr>
+        <w:rFonts w:ascii="Courier New" w:hAnsi="Courier New" w:cs="Courier New" w:hint="default"/>
+      </w:rPr>
+    </w:lvl>
+    <w:lvl w:ilvl="5" w:tplc="04090005" w:tentative="1">
+      <w:start w:val="1"/>
+      <w:numFmt w:val="bullet"/>
+      <w:lvlText w:val=""/>
+      <w:lvlJc w:val="left"/>
+      <w:pPr>
+        <w:ind w:left="4484" w:hanging="360"/>
+      </w:pPr>
+      <w:rPr>
+        <w:rFonts w:ascii="Wingdings" w:hAnsi="Wingdings" w:hint="default"/>
+      </w:rPr>
+    </w:lvl>
+    <w:lvl w:ilvl="6" w:tplc="04090001" w:tentative="1">
+      <w:start w:val="1"/>
+      <w:numFmt w:val="bullet"/>
+      <w:lvlText w:val=""/>
+      <w:lvlJc w:val="left"/>
+      <w:pPr>
+        <w:ind w:left="5204" w:hanging="360"/>
+      </w:pPr>
+      <w:rPr>
+        <w:rFonts w:ascii="Symbol" w:hAnsi="Symbol" w:hint="default"/>
+      </w:rPr>
+    </w:lvl>
+    <w:lvl w:ilvl="7" w:tplc="04090003" w:tentative="1">
+      <w:start w:val="1"/>
+      <w:numFmt w:val="bullet"/>
+      <w:lvlText w:val="o"/>
+      <w:lvlJc w:val="left"/>
+      <w:pPr>
+        <w:ind w:left="5924" w:hanging="360"/>
+      </w:pPr>
+      <w:rPr>
+        <w:rFonts w:ascii="Courier New" w:hAnsi="Courier New" w:cs="Courier New" w:hint="default"/>
+      </w:rPr>
+    </w:lvl>
+    <w:lvl w:ilvl="8" w:tplc="04090005" w:tentative="1">
+      <w:start w:val="1"/>
+      <w:numFmt w:val="bullet"/>
+      <w:lvlText w:val=""/>
+      <w:lvlJc w:val="left"/>
+      <w:pPr>
+        <w:ind w:left="6644" w:hanging="360"/>
+      </w:pPr>
+      <w:rPr>
+        <w:rFonts w:ascii="Wingdings" w:hAnsi="Wingdings" w:hint="default"/>
+      </w:rPr>
+    </w:lvl>
+  </w:abstractNum>
+  <w:abstractNum w:abstractNumId="4" w15:restartNumberingAfterBreak="0">
+    <w:nsid w:val="409C734C"/>
+    <w:multiLevelType w:val="hybridMultilevel"/>
+    <w:tmpl w:val="18FCF038"/>
+    <w:lvl w:ilvl="0" w:tplc="04090001">
+      <w:start w:val="1"/>
+      <w:numFmt w:val="bullet"/>
+      <w:lvlText w:val=""/>
+      <w:lvlJc w:val="left"/>
+      <w:pPr>
+        <w:ind w:left="720" w:hanging="360"/>
+      </w:pPr>
+      <w:rPr>
+        <w:rFonts w:ascii="Symbol" w:hAnsi="Symbol" w:hint="default"/>
+      </w:rPr>
+    </w:lvl>
+    <w:lvl w:ilvl="1" w:tplc="04090003" w:tentative="1">
+      <w:start w:val="1"/>
+      <w:numFmt w:val="bullet"/>
+      <w:lvlText w:val="o"/>
+      <w:lvlJc w:val="left"/>
+      <w:pPr>
+        <w:ind w:left="1440" w:hanging="360"/>
+      </w:pPr>
+      <w:rPr>
+        <w:rFonts w:ascii="Courier New" w:hAnsi="Courier New" w:cs="Courier New" w:hint="default"/>
+      </w:rPr>
+    </w:lvl>
+    <w:lvl w:ilvl="2" w:tplc="04090005" w:tentative="1">
+      <w:start w:val="1"/>
+      <w:numFmt w:val="bullet"/>
+      <w:lvlText w:val=""/>
+      <w:lvlJc w:val="left"/>
+      <w:pPr>
+        <w:ind w:left="2160" w:hanging="360"/>
+      </w:pPr>
+      <w:rPr>
+        <w:rFonts w:ascii="Wingdings" w:hAnsi="Wingdings" w:hint="default"/>
+      </w:rPr>
+    </w:lvl>
+    <w:lvl w:ilvl="3" w:tplc="04090001" w:tentative="1">
+      <w:start w:val="1"/>
+      <w:numFmt w:val="bullet"/>
+      <w:lvlText w:val=""/>
+      <w:lvlJc w:val="left"/>
+      <w:pPr>
+        <w:ind w:left="2880" w:hanging="360"/>
+      </w:pPr>
+      <w:rPr>
+        <w:rFonts w:ascii="Symbol" w:hAnsi="Symbol" w:hint="default"/>
+      </w:rPr>
+    </w:lvl>
+    <w:lvl w:ilvl="4" w:tplc="04090003" w:tentative="1">
+      <w:start w:val="1"/>
+      <w:numFmt w:val="bullet"/>
+      <w:lvlText w:val="o"/>
+      <w:lvlJc w:val="left"/>
+      <w:pPr>
+        <w:ind w:left="3600" w:hanging="360"/>
+      </w:pPr>
+      <w:rPr>
+        <w:rFonts w:ascii="Courier New" w:hAnsi="Courier New" w:cs="Courier New" w:hint="default"/>
+      </w:rPr>
+    </w:lvl>
+    <w:lvl w:ilvl="5" w:tplc="04090005" w:tentative="1">
+      <w:start w:val="1"/>
+      <w:numFmt w:val="bullet"/>
+      <w:lvlText w:val=""/>
+      <w:lvlJc w:val="left"/>
+      <w:pPr>
+        <w:ind w:left="4320" w:hanging="360"/>
+      </w:pPr>
+      <w:rPr>
+        <w:rFonts w:ascii="Wingdings" w:hAnsi="Wingdings" w:hint="default"/>
+      </w:rPr>
+    </w:lvl>
+    <w:lvl w:ilvl="6" w:tplc="04090001" w:tentative="1">
+      <w:start w:val="1"/>
+      <w:numFmt w:val="bullet"/>
+      <w:lvlText w:val=""/>
+      <w:lvlJc w:val="left"/>
+      <w:pPr>
+        <w:ind w:left="5040" w:hanging="360"/>
+      </w:pPr>
+      <w:rPr>
+        <w:rFonts w:ascii="Symbol" w:hAnsi="Symbol" w:hint="default"/>
+      </w:rPr>
+    </w:lvl>
+    <w:lvl w:ilvl="7" w:tplc="04090003" w:tentative="1">
+      <w:start w:val="1"/>
+      <w:numFmt w:val="bullet"/>
+      <w:lvlText w:val="o"/>
+      <w:lvlJc w:val="left"/>
+      <w:pPr>
+        <w:ind w:left="5760" w:hanging="360"/>
+      </w:pPr>
+      <w:rPr>
+        <w:rFonts w:ascii="Courier New" w:hAnsi="Courier New" w:cs="Courier New" w:hint="default"/>
+      </w:rPr>
+    </w:lvl>
+    <w:lvl w:ilvl="8" w:tplc="04090005" w:tentative="1">
+      <w:start w:val="1"/>
+      <w:numFmt w:val="bullet"/>
+      <w:lvlText w:val=""/>
+      <w:lvlJc w:val="left"/>
+      <w:pPr>
+        <w:ind w:left="6480" w:hanging="360"/>
+      </w:pPr>
+      <w:rPr>
+        <w:rFonts w:ascii="Wingdings" w:hAnsi="Wingdings" w:hint="default"/>
+      </w:rPr>
+    </w:lvl>
+  </w:abstractNum>
+  <w:abstractNum w:abstractNumId="5" w15:restartNumberingAfterBreak="0">
+    <w:nsid w:val="60457D1E"/>
+    <w:multiLevelType w:val="hybridMultilevel"/>
+    <w:tmpl w:val="6EC4D7D0"/>
+    <w:lvl w:ilvl="0" w:tplc="04090001">
+      <w:start w:val="1"/>
+      <w:numFmt w:val="bullet"/>
+      <w:lvlText w:val=""/>
+      <w:lvlJc w:val="left"/>
+      <w:pPr>
+        <w:ind w:left="884" w:hanging="360"/>
+      </w:pPr>
+      <w:rPr>
+        <w:rFonts w:ascii="Symbol" w:hAnsi="Symbol" w:hint="default"/>
+      </w:rPr>
+    </w:lvl>
+    <w:lvl w:ilvl="1" w:tplc="04090003" w:tentative="1">
+      <w:start w:val="1"/>
+      <w:numFmt w:val="bullet"/>
+      <w:lvlText w:val="o"/>
+      <w:lvlJc w:val="left"/>
+      <w:pPr>
+        <w:ind w:left="1604" w:hanging="360"/>
+      </w:pPr>
+      <w:rPr>
+        <w:rFonts w:ascii="Courier New" w:hAnsi="Courier New" w:cs="Courier New" w:hint="default"/>
+      </w:rPr>
+    </w:lvl>
+    <w:lvl w:ilvl="2" w:tplc="04090005" w:tentative="1">
+      <w:start w:val="1"/>
+      <w:numFmt w:val="bullet"/>
+      <w:lvlText w:val=""/>
+      <w:lvlJc w:val="left"/>
+      <w:pPr>
+        <w:ind w:left="2324" w:hanging="360"/>
+      </w:pPr>
+      <w:rPr>
+        <w:rFonts w:ascii="Wingdings" w:hAnsi="Wingdings" w:hint="default"/>
+      </w:rPr>
+    </w:lvl>
+    <w:lvl w:ilvl="3" w:tplc="04090001" w:tentative="1">
+      <w:start w:val="1"/>
+      <w:numFmt w:val="bullet"/>
+      <w:lvlText w:val=""/>
+      <w:lvlJc w:val="left"/>
+      <w:pPr>
+        <w:ind w:left="3044" w:hanging="360"/>
+      </w:pPr>
+      <w:rPr>
+        <w:rFonts w:ascii="Symbol" w:hAnsi="Symbol" w:hint="default"/>
+      </w:rPr>
+    </w:lvl>
+    <w:lvl w:ilvl="4" w:tplc="04090003" w:tentative="1">
+      <w:start w:val="1"/>
+      <w:numFmt w:val="bullet"/>
+      <w:lvlText w:val="o"/>
+      <w:lvlJc w:val="left"/>
+      <w:pPr>
+        <w:ind w:left="3764" w:hanging="360"/>
+      </w:pPr>
+      <w:rPr>
+        <w:rFonts w:ascii="Courier New" w:hAnsi="Courier New" w:cs="Courier New" w:hint="default"/>
+      </w:rPr>
+    </w:lvl>
+    <w:lvl w:ilvl="5" w:tplc="04090005" w:tentative="1">
+      <w:start w:val="1"/>
+      <w:numFmt w:val="bullet"/>
+      <w:lvlText w:val=""/>
+      <w:lvlJc w:val="left"/>
+      <w:pPr>
+        <w:ind w:left="4484" w:hanging="360"/>
+      </w:pPr>
+      <w:rPr>
+        <w:rFonts w:ascii="Wingdings" w:hAnsi="Wingdings" w:hint="default"/>
+      </w:rPr>
+    </w:lvl>
+    <w:lvl w:ilvl="6" w:tplc="04090001" w:tentative="1">
+      <w:start w:val="1"/>
+      <w:numFmt w:val="bullet"/>
+      <w:lvlText w:val=""/>
+      <w:lvlJc w:val="left"/>
+      <w:pPr>
+        <w:ind w:left="5204" w:hanging="360"/>
+      </w:pPr>
+      <w:rPr>
+        <w:rFonts w:ascii="Symbol" w:hAnsi="Symbol" w:hint="default"/>
+      </w:rPr>
+    </w:lvl>
+    <w:lvl w:ilvl="7" w:tplc="04090003" w:tentative="1">
+      <w:start w:val="1"/>
+      <w:numFmt w:val="bullet"/>
+      <w:lvlText w:val="o"/>
+      <w:lvlJc w:val="left"/>
+      <w:pPr>
+        <w:ind w:left="5924" w:hanging="360"/>
+      </w:pPr>
+      <w:rPr>
+        <w:rFonts w:ascii="Courier New" w:hAnsi="Courier New" w:cs="Courier New" w:hint="default"/>
+      </w:rPr>
+    </w:lvl>
+    <w:lvl w:ilvl="8" w:tplc="04090005" w:tentative="1">
+      <w:start w:val="1"/>
+      <w:numFmt w:val="bullet"/>
+      <w:lvlText w:val=""/>
+      <w:lvlJc w:val="left"/>
+      <w:pPr>
+        <w:ind w:left="6644" w:hanging="360"/>
+      </w:pPr>
+      <w:rPr>
+        <w:rFonts w:ascii="Wingdings" w:hAnsi="Wingdings" w:hint="default"/>
+      </w:rPr>
+    </w:lvl>
+  </w:abstractNum>
+  <w:abstractNum w:abstractNumId="6" w15:restartNumberingAfterBreak="0">
+    <w:nsid w:val="649B55CF"/>
+    <w:multiLevelType w:val="hybridMultilevel"/>
+    <w:tmpl w:val="6EA87BF8"/>
+    <w:lvl w:ilvl="0" w:tplc="04090001">
+      <w:start w:val="1"/>
+      <w:numFmt w:val="bullet"/>
+      <w:lvlText w:val=""/>
+      <w:lvlJc w:val="left"/>
+      <w:pPr>
+        <w:ind w:left="885" w:hanging="360"/>
+      </w:pPr>
+      <w:rPr>
+        <w:rFonts w:ascii="Symbol" w:hAnsi="Symbol" w:hint="default"/>
+      </w:rPr>
+    </w:lvl>
+    <w:lvl w:ilvl="1" w:tplc="04090003" w:tentative="1">
+      <w:start w:val="1"/>
+      <w:numFmt w:val="bullet"/>
+      <w:lvlText w:val="o"/>
+      <w:lvlJc w:val="left"/>
+      <w:pPr>
+        <w:ind w:left="1605" w:hanging="360"/>
+      </w:pPr>
+      <w:rPr>
+        <w:rFonts w:ascii="Courier New" w:hAnsi="Courier New" w:cs="Courier New" w:hint="default"/>
+      </w:rPr>
+    </w:lvl>
+    <w:lvl w:ilvl="2" w:tplc="04090005" w:tentative="1">
+      <w:start w:val="1"/>
+      <w:numFmt w:val="bullet"/>
+      <w:lvlText w:val=""/>
+      <w:lvlJc w:val="left"/>
+      <w:pPr>
+        <w:ind w:left="2325" w:hanging="360"/>
+      </w:pPr>
+      <w:rPr>
+        <w:rFonts w:ascii="Wingdings" w:hAnsi="Wingdings" w:hint="default"/>
+      </w:rPr>
+    </w:lvl>
+    <w:lvl w:ilvl="3" w:tplc="04090001" w:tentative="1">
+      <w:start w:val="1"/>
+      <w:numFmt w:val="bullet"/>
+      <w:lvlText w:val=""/>
+      <w:lvlJc w:val="left"/>
+      <w:pPr>
+        <w:ind w:left="3045" w:hanging="360"/>
+      </w:pPr>
+      <w:rPr>
+        <w:rFonts w:ascii="Symbol" w:hAnsi="Symbol" w:hint="default"/>
+      </w:rPr>
+    </w:lvl>
+    <w:lvl w:ilvl="4" w:tplc="04090003" w:tentative="1">
+      <w:start w:val="1"/>
+      <w:numFmt w:val="bullet"/>
+      <w:lvlText w:val="o"/>
+      <w:lvlJc w:val="left"/>
+      <w:pPr>
+        <w:ind w:left="3765" w:hanging="360"/>
+      </w:pPr>
+      <w:rPr>
+        <w:rFonts w:ascii="Courier New" w:hAnsi="Courier New" w:cs="Courier New" w:hint="default"/>
+      </w:rPr>
+    </w:lvl>
+    <w:lvl w:ilvl="5" w:tplc="04090005" w:tentative="1">
+      <w:start w:val="1"/>
+      <w:numFmt w:val="bullet"/>
+      <w:lvlText w:val=""/>
+      <w:lvlJc w:val="left"/>
+      <w:pPr>
+        <w:ind w:left="4485" w:hanging="360"/>
+      </w:pPr>
+      <w:rPr>
+        <w:rFonts w:ascii="Wingdings" w:hAnsi="Wingdings" w:hint="default"/>
+      </w:rPr>
+    </w:lvl>
+    <w:lvl w:ilvl="6" w:tplc="04090001" w:tentative="1">
+      <w:start w:val="1"/>
+      <w:numFmt w:val="bullet"/>
+      <w:lvlText w:val=""/>
+      <w:lvlJc w:val="left"/>
+      <w:pPr>
+        <w:ind w:left="5205" w:hanging="360"/>
+      </w:pPr>
+      <w:rPr>
+        <w:rFonts w:ascii="Symbol" w:hAnsi="Symbol" w:hint="default"/>
+      </w:rPr>
+    </w:lvl>
+    <w:lvl w:ilvl="7" w:tplc="04090003" w:tentative="1">
+      <w:start w:val="1"/>
+      <w:numFmt w:val="bullet"/>
+      <w:lvlText w:val="o"/>
+      <w:lvlJc w:val="left"/>
+      <w:pPr>
+        <w:ind w:left="5925" w:hanging="360"/>
+      </w:pPr>
+      <w:rPr>
+        <w:rFonts w:ascii="Courier New" w:hAnsi="Courier New" w:cs="Courier New" w:hint="default"/>
+      </w:rPr>
+    </w:lvl>
+    <w:lvl w:ilvl="8" w:tplc="04090005" w:tentative="1">
+      <w:start w:val="1"/>
+      <w:numFmt w:val="bullet"/>
+      <w:lvlText w:val=""/>
+      <w:lvlJc w:val="left"/>
+      <w:pPr>
+        <w:ind w:left="6645" w:hanging="360"/>
+      </w:pPr>
+      <w:rPr>
+        <w:rFonts w:ascii="Wingdings" w:hAnsi="Wingdings" w:hint="default"/>
+      </w:rPr>
+    </w:lvl>
+  </w:abstractNum>
+  <w:abstractNum w:abstractNumId="7" w15:restartNumberingAfterBreak="0">
+    <w:nsid w:val="6A9C30AA"/>
+    <w:multiLevelType w:val="hybridMultilevel"/>
+    <w:tmpl w:val="4E58E16A"/>
+    <w:lvl w:ilvl="0" w:tplc="04090001">
+      <w:start w:val="1"/>
+      <w:numFmt w:val="bullet"/>
+      <w:lvlText w:val=""/>
+      <w:lvlJc w:val="left"/>
+      <w:pPr>
+        <w:ind w:left="884" w:hanging="360"/>
+      </w:pPr>
+      <w:rPr>
+        <w:rFonts w:ascii="Symbol" w:hAnsi="Symbol" w:hint="default"/>
+      </w:rPr>
+    </w:lvl>
+    <w:lvl w:ilvl="1" w:tplc="04090003" w:tentative="1">
+      <w:start w:val="1"/>
+      <w:numFmt w:val="bullet"/>
+      <w:lvlText w:val="o"/>
+      <w:lvlJc w:val="left"/>
+      <w:pPr>
+        <w:ind w:left="1604" w:hanging="360"/>
+      </w:pPr>
+      <w:rPr>
+        <w:rFonts w:ascii="Courier New" w:hAnsi="Courier New" w:cs="Courier New" w:hint="default"/>
+      </w:rPr>
+    </w:lvl>
+    <w:lvl w:ilvl="2" w:tplc="04090005" w:tentative="1">
+      <w:start w:val="1"/>
+      <w:numFmt w:val="bullet"/>
+      <w:lvlText w:val=""/>
+      <w:lvlJc w:val="left"/>
+      <w:pPr>
+        <w:ind w:left="2324" w:hanging="360"/>
+      </w:pPr>
+      <w:rPr>
+        <w:rFonts w:ascii="Wingdings" w:hAnsi="Wingdings" w:hint="default"/>
+      </w:rPr>
+    </w:lvl>
+    <w:lvl w:ilvl="3" w:tplc="04090001" w:tentative="1">
+      <w:start w:val="1"/>
+      <w:numFmt w:val="bullet"/>
+      <w:lvlText w:val=""/>
+      <w:lvlJc w:val="left"/>
+      <w:pPr>
+        <w:ind w:left="3044" w:hanging="360"/>
+      </w:pPr>
+      <w:rPr>
+        <w:rFonts w:ascii="Symbol" w:hAnsi="Symbol" w:hint="default"/>
+      </w:rPr>
+    </w:lvl>
+    <w:lvl w:ilvl="4" w:tplc="04090003" w:tentative="1">
+      <w:start w:val="1"/>
+      <w:numFmt w:val="bullet"/>
+      <w:lvlText w:val="o"/>
+      <w:lvlJc w:val="left"/>
+      <w:pPr>
+        <w:ind w:left="3764" w:hanging="360"/>
+      </w:pPr>
+      <w:rPr>
+        <w:rFonts w:ascii="Courier New" w:hAnsi="Courier New" w:cs="Courier New" w:hint="default"/>
+      </w:rPr>
+    </w:lvl>
+    <w:lvl w:ilvl="5" w:tplc="04090005" w:tentative="1">
+      <w:start w:val="1"/>
+      <w:numFmt w:val="bullet"/>
+      <w:lvlText w:val=""/>
+      <w:lvlJc w:val="left"/>
+      <w:pPr>
+        <w:ind w:left="4484" w:hanging="360"/>
+      </w:pPr>
+      <w:rPr>
+        <w:rFonts w:ascii="Wingdings" w:hAnsi="Wingdings" w:hint="default"/>
+      </w:rPr>
+    </w:lvl>
+    <w:lvl w:ilvl="6" w:tplc="04090001" w:tentative="1">
+      <w:start w:val="1"/>
+      <w:numFmt w:val="bullet"/>
+      <w:lvlText w:val=""/>
+      <w:lvlJc w:val="left"/>
+      <w:pPr>
+        <w:ind w:left="5204" w:hanging="360"/>
+      </w:pPr>
+      <w:rPr>
+        <w:rFonts w:ascii="Symbol" w:hAnsi="Symbol" w:hint="default"/>
+      </w:rPr>
+    </w:lvl>
+    <w:lvl w:ilvl="7" w:tplc="04090003" w:tentative="1">
+      <w:start w:val="1"/>
+      <w:numFmt w:val="bullet"/>
+      <w:lvlText w:val="o"/>
+      <w:lvlJc w:val="left"/>
+      <w:pPr>
+        <w:ind w:left="5924" w:hanging="360"/>
+      </w:pPr>
+      <w:rPr>
+        <w:rFonts w:ascii="Courier New" w:hAnsi="Courier New" w:cs="Courier New" w:hint="default"/>
+      </w:rPr>
+    </w:lvl>
+    <w:lvl w:ilvl="8" w:tplc="04090005" w:tentative="1">
+      <w:start w:val="1"/>
+      <w:numFmt w:val="bullet"/>
+      <w:lvlText w:val=""/>
+      <w:lvlJc w:val="left"/>
+      <w:pPr>
+        <w:ind w:left="6644" w:hanging="360"/>
+      </w:pPr>
+      <w:rPr>
+        <w:rFonts w:ascii="Wingdings" w:hAnsi="Wingdings" w:hint="default"/>
+      </w:rPr>
+    </w:lvl>
+  </w:abstractNum>
+  <w:abstractNum w:abstractNumId="8" w15:restartNumberingAfterBreak="0">
+    <w:nsid w:val="7BAE0867"/>
+    <w:multiLevelType w:val="hybridMultilevel"/>
+    <w:tmpl w:val="207A454C"/>
+    <w:lvl w:ilvl="0" w:tplc="04090001">
+      <w:start w:val="1"/>
+      <w:numFmt w:val="bullet"/>
+      <w:lvlText w:val=""/>
+      <w:lvlJc w:val="left"/>
+      <w:pPr>
+        <w:ind w:left="720" w:hanging="360"/>
+      </w:pPr>
+      <w:rPr>
+        <w:rFonts w:ascii="Symbol" w:hAnsi="Symbol" w:hint="default"/>
+      </w:rPr>
+    </w:lvl>
+    <w:lvl w:ilvl="1" w:tplc="04090003" w:tentative="1">
+      <w:start w:val="1"/>
+      <w:numFmt w:val="bullet"/>
+      <w:lvlText w:val="o"/>
+      <w:lvlJc w:val="left"/>
+      <w:pPr>
+        <w:ind w:left="1440" w:hanging="360"/>
+      </w:pPr>
+      <w:rPr>
+        <w:rFonts w:ascii="Courier New" w:hAnsi="Courier New" w:cs="Courier New" w:hint="default"/>
+      </w:rPr>
+    </w:lvl>
+    <w:lvl w:ilvl="2" w:tplc="04090005" w:tentative="1">
+      <w:start w:val="1"/>
+      <w:numFmt w:val="bullet"/>
+      <w:lvlText w:val=""/>
+      <w:lvlJc w:val="left"/>
+      <w:pPr>
+        <w:ind w:left="2160" w:hanging="360"/>
+      </w:pPr>
+      <w:rPr>
+        <w:rFonts w:ascii="Wingdings" w:hAnsi="Wingdings" w:hint="default"/>
+      </w:rPr>
+    </w:lvl>
+    <w:lvl w:ilvl="3" w:tplc="04090001" w:tentative="1">
+      <w:start w:val="1"/>
+      <w:numFmt w:val="bullet"/>
+      <w:lvlText w:val=""/>
+      <w:lvlJc w:val="left"/>
+      <w:pPr>
+        <w:ind w:left="2880" w:hanging="360"/>
+      </w:pPr>
+      <w:rPr>
+        <w:rFonts w:ascii="Symbol" w:hAnsi="Symbol" w:hint="default"/>
+      </w:rPr>
+    </w:lvl>
+    <w:lvl w:ilvl="4" w:tplc="04090003" w:tentative="1">
+      <w:start w:val="1"/>
+      <w:numFmt w:val="bullet"/>
+      <w:lvlText w:val="o"/>
+      <w:lvlJc w:val="left"/>
+      <w:pPr>
+        <w:ind w:left="3600" w:hanging="360"/>
+      </w:pPr>
+      <w:rPr>
+        <w:rFonts w:ascii="Courier New" w:hAnsi="Courier New" w:cs="Courier New" w:hint="default"/>
+      </w:rPr>
+    </w:lvl>
+    <w:lvl w:ilvl="5" w:tplc="04090005" w:tentative="1">
+      <w:start w:val="1"/>
+      <w:numFmt w:val="bullet"/>
+      <w:lvlText w:val=""/>
+      <w:lvlJc w:val="left"/>
+      <w:pPr>
+        <w:ind w:left="4320" w:hanging="360"/>
+      </w:pPr>
+      <w:rPr>
+        <w:rFonts w:ascii="Wingdings" w:hAnsi="Wingdings" w:hint="default"/>
+      </w:rPr>
+    </w:lvl>
+    <w:lvl w:ilvl="6" w:tplc="04090001" w:tentative="1">
+      <w:start w:val="1"/>
+      <w:numFmt w:val="bullet"/>
+      <w:lvlText w:val=""/>
+      <w:lvlJc w:val="left"/>
+      <w:pPr>
+        <w:ind w:left="5040" w:hanging="360"/>
+      </w:pPr>
+      <w:rPr>
+        <w:rFonts w:ascii="Symbol" w:hAnsi="Symbol" w:hint="default"/>
+      </w:rPr>
+    </w:lvl>
+    <w:lvl w:ilvl="7" w:tplc="04090003" w:tentative="1">
+      <w:start w:val="1"/>
+      <w:numFmt w:val="bullet"/>
+      <w:lvlText w:val="o"/>
+      <w:lvlJc w:val="left"/>
+      <w:pPr>
+        <w:ind w:left="5760" w:hanging="360"/>
+      </w:pPr>
+      <w:rPr>
+        <w:rFonts w:ascii="Courier New" w:hAnsi="Courier New" w:cs="Courier New" w:hint="default"/>
+      </w:rPr>
+    </w:lvl>
+    <w:lvl w:ilvl="8" w:tplc="04090005" w:tentative="1">
+      <w:start w:val="1"/>
+      <w:numFmt w:val="bullet"/>
+      <w:lvlText w:val=""/>
+      <w:lvlJc w:val="left"/>
+      <w:pPr>
+        <w:ind w:left="6480" w:hanging="360"/>
+      </w:pPr>
+      <w:rPr>
+        <w:rFonts w:ascii="Wingdings" w:hAnsi="Wingdings" w:hint="default"/>
+      </w:rPr>
+    </w:lvl>
+  </w:abstractNum>
   <w:num w:numId="1" w16cid:durableId="1626083923">
     <w:abstractNumId w:val="0"/>
+  </w:num>
+  <w:num w:numId="2" w16cid:durableId="33509216">
+    <w:abstractNumId w:val="6"/>
+  </w:num>
+  <w:num w:numId="3" w16cid:durableId="232932956">
+    <w:abstractNumId w:val="7"/>
+  </w:num>
+  <w:num w:numId="4" w16cid:durableId="185481784">
+    <w:abstractNumId w:val="3"/>
+  </w:num>
+  <w:num w:numId="5" w16cid:durableId="766191040">
+    <w:abstractNumId w:val="8"/>
+  </w:num>
+  <w:num w:numId="6" w16cid:durableId="938563741">
+    <w:abstractNumId w:val="4"/>
+  </w:num>
+  <w:num w:numId="7" w16cid:durableId="1594703861">
+    <w:abstractNumId w:val="5"/>
+  </w:num>
+  <w:num w:numId="8" w16cid:durableId="546338755">
+    <w:abstractNumId w:val="2"/>
+  </w:num>
+  <w:num w:numId="9" w16cid:durableId="1724207563">
+    <w:abstractNumId w:val="1"/>
   </w:num>
 </w:numbering>
 </file>
@@ -2064,7 +3239,6 @@
   <w:style w:type="character" w:default="1" w:styleId="DefaultParagraphFont">
     <w:name w:val="Default Paragraph Font"/>
     <w:uiPriority w:val="1"/>
-    <w:semiHidden/>
     <w:unhideWhenUsed/>
   </w:style>
   <w:style w:type="table" w:default="1" w:styleId="TableNormal">
@@ -2109,6 +3283,45 @@
     <w:basedOn w:val="Normal"/>
     <w:uiPriority w:val="1"/>
     <w:qFormat/>
+  </w:style>
+  <w:style w:type="character" w:styleId="Hyperlink">
+    <w:name w:val="Hyperlink"/>
+    <w:basedOn w:val="DefaultParagraphFont"/>
+    <w:uiPriority w:val="99"/>
+    <w:unhideWhenUsed/>
+    <w:rsid w:val="006F3F35"/>
+    <w:rPr>
+      <w:color w:val="0000FF" w:themeColor="hyperlink"/>
+      <w:u w:val="single"/>
+    </w:rPr>
+  </w:style>
+  <w:style w:type="character" w:styleId="UnresolvedMention">
+    <w:name w:val="Unresolved Mention"/>
+    <w:basedOn w:val="DefaultParagraphFont"/>
+    <w:uiPriority w:val="99"/>
+    <w:semiHidden/>
+    <w:unhideWhenUsed/>
+    <w:rsid w:val="006F3F35"/>
+    <w:rPr>
+      <w:color w:val="605E5C"/>
+      <w:shd w:val="clear" w:color="auto" w:fill="E1DFDD"/>
+    </w:rPr>
+  </w:style>
+  <w:style w:type="table" w:styleId="TableGrid">
+    <w:name w:val="Table Grid"/>
+    <w:basedOn w:val="TableNormal"/>
+    <w:uiPriority w:val="39"/>
+    <w:rsid w:val="00E90B79"/>
+    <w:tblPr>
+      <w:tblBorders>
+        <w:top w:val="single" w:sz="4" w:space="0" w:color="auto"/>
+        <w:left w:val="single" w:sz="4" w:space="0" w:color="auto"/>
+        <w:bottom w:val="single" w:sz="4" w:space="0" w:color="auto"/>
+        <w:right w:val="single" w:sz="4" w:space="0" w:color="auto"/>
+        <w:insideH w:val="single" w:sz="4" w:space="0" w:color="auto"/>
+        <w:insideV w:val="single" w:sz="4" w:space="0" w:color="auto"/>
+      </w:tblBorders>
+    </w:tblPr>
   </w:style>
 </w:styles>
 </file>
@@ -2394,4 +3607,16 @@
   <a:objectDefaults/>
   <a:extraClrSchemeLst/>
 </a:theme>
+</file>
+
+<file path=customXml/item1.xml><?xml version="1.0" encoding="utf-8"?>
+<b:Sources xmlns:b="http://schemas.openxmlformats.org/officeDocument/2006/bibliography" xmlns="http://schemas.openxmlformats.org/officeDocument/2006/bibliography" SelectedStyle="\APASixthEditionOfficeOnline.xsl" StyleName="APA" Version="6"/>
+</file>
+
+<file path=customXml/itemProps1.xml><?xml version="1.0" encoding="utf-8"?>
+<ds:datastoreItem xmlns:ds="http://schemas.openxmlformats.org/officeDocument/2006/customXml" ds:itemID="{E2A0651D-5AB1-4C7B-AFBF-C868127A3A22}">
+  <ds:schemaRefs>
+    <ds:schemaRef ds:uri="http://schemas.openxmlformats.org/officeDocument/2006/bibliography"/>
+  </ds:schemaRefs>
+</ds:datastoreItem>
 </file>
--- a/dist/Curriculum-Vitae.docx
+++ b/dist/Curriculum-Vitae.docx
@@ -122,16 +122,7 @@
           <w:sz w:val="20"/>
           <w:szCs w:val="20"/>
         </w:rPr>
-        <w:t xml:space="preserve">| </w:t>
-      </w:r>
-      <w:r>
-        <w:rPr>
-          <w:rFonts w:ascii="Arial" w:hAnsi="Arial" w:cs="Arial"/>
-          <w:spacing w:val="-2"/>
-          <w:sz w:val="20"/>
-          <w:szCs w:val="20"/>
-        </w:rPr>
-        <w:t>https://portofolio-wahyu-sooty.vercel.app/</w:t>
+        <w:t>| https://portofolio-wahyu-sooty.vercel.app/</w:t>
       </w:r>
     </w:p>
     <w:p>
@@ -245,7 +236,7 @@
           </mc:Choice>
           <mc:Fallback>
             <w:pict>
-              <v:shape w14:anchorId="5E064214" id="Graphic 1" o:spid="_x0000_s1026" style="position:absolute;margin-left:71.65pt;margin-top:19.6pt;width:454.3pt;height:.75pt;z-index:-251673088;visibility:visible;mso-wrap-style:square;mso-width-percent:0;mso-height-percent:0;mso-wrap-distance-left:0;mso-wrap-distance-top:0;mso-wrap-distance-right:0;mso-wrap-distance-bottom:0;mso-position-horizontal:absolute;mso-position-horizontal-relative:page;mso-position-vertical:absolute;mso-position-vertical-relative:text;mso-width-percent:0;mso-height-percent:0;mso-width-relative:margin;mso-height-relative:margin;v-text-anchor:top" coordsize="5769610,9525" o:gfxdata="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" path="m5769228,l,,,9144r5769228,l5769228,xe" fillcolor="black" stroked="f">
+              <v:shape w14:anchorId="5B46C582" id="Graphic 1" o:spid="_x0000_s1026" style="position:absolute;margin-left:71.65pt;margin-top:19.6pt;width:454.3pt;height:.75pt;z-index:-251673088;visibility:visible;mso-wrap-style:square;mso-width-percent:0;mso-height-percent:0;mso-wrap-distance-left:0;mso-wrap-distance-top:0;mso-wrap-distance-right:0;mso-wrap-distance-bottom:0;mso-position-horizontal:absolute;mso-position-horizontal-relative:page;mso-position-vertical:absolute;mso-position-vertical-relative:text;mso-width-percent:0;mso-height-percent:0;mso-width-relative:margin;mso-height-relative:margin;v-text-anchor:top" coordsize="5769610,9525" o:gfxdata="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" path="m5769228,l,,,9144r5769228,l5769228,xe" fillcolor="black" stroked="f">
                 <v:path arrowok="t"/>
                 <w10:wrap type="topAndBottom" anchorx="page"/>
               </v:shape>
@@ -605,7 +596,7 @@
           </mc:Choice>
           <mc:Fallback>
             <w:pict>
-              <v:shape w14:anchorId="4B34CC2C" id="Graphic 2" o:spid="_x0000_s1026" style="position:absolute;margin-left:71.1pt;margin-top:4.55pt;width:454.3pt;height:.75pt;z-index:-251663872;visibility:visible;mso-wrap-style:square;mso-wrap-distance-left:0;mso-wrap-distance-top:0;mso-wrap-distance-right:0;mso-wrap-distance-bottom:0;mso-position-horizontal:absolute;mso-position-horizontal-relative:page;mso-position-vertical:absolute;mso-position-vertical-relative:text;v-text-anchor:top" coordsize="5769610,9525" o:gfxdata="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" path="m5769228,l,,,9144r5769228,l5769228,xe" fillcolor="black" stroked="f">
+              <v:shape w14:anchorId="5EDB6B18" id="Graphic 2" o:spid="_x0000_s1026" style="position:absolute;margin-left:71.1pt;margin-top:4.55pt;width:454.3pt;height:.75pt;z-index:-251663872;visibility:visible;mso-wrap-style:square;mso-wrap-distance-left:0;mso-wrap-distance-top:0;mso-wrap-distance-right:0;mso-wrap-distance-bottom:0;mso-position-horizontal:absolute;mso-position-horizontal-relative:page;mso-position-vertical:absolute;mso-position-vertical-relative:text;v-text-anchor:top" coordsize="5769610,9525" o:gfxdata="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" path="m5769228,l,,,9144r5769228,l5769228,xe" fillcolor="black" stroked="f">
                 <v:path arrowok="t"/>
                 <w10:wrap type="topAndBottom" anchorx="page"/>
               </v:shape>
@@ -722,7 +713,23 @@
           <w:sz w:val="20"/>
           <w:szCs w:val="20"/>
         </w:rPr>
-        <w:t>IPK: 3,84/4,00</w:t>
+        <w:t>IPK: 3,</w:t>
+      </w:r>
+      <w:r>
+        <w:rPr>
+          <w:rFonts w:ascii="Arial" w:hAnsi="Arial" w:cs="Arial"/>
+          <w:sz w:val="20"/>
+          <w:szCs w:val="20"/>
+        </w:rPr>
+        <w:t>75</w:t>
+      </w:r>
+      <w:r>
+        <w:rPr>
+          <w:rFonts w:ascii="Arial" w:hAnsi="Arial" w:cs="Arial"/>
+          <w:sz w:val="20"/>
+          <w:szCs w:val="20"/>
+        </w:rPr>
+        <w:t>/4,00</w:t>
       </w:r>
     </w:p>
     <w:p>
@@ -836,7 +843,7 @@
           </mc:Choice>
           <mc:Fallback>
             <w:pict>
-              <v:shape w14:anchorId="7E139D06" id="Graphic 3" o:spid="_x0000_s1026" style="position:absolute;margin-left:71.1pt;margin-top:19.05pt;width:454.3pt;height:.75pt;z-index:-251656704;visibility:visible;mso-wrap-style:square;mso-wrap-distance-left:0;mso-wrap-distance-top:0;mso-wrap-distance-right:0;mso-wrap-distance-bottom:0;mso-position-horizontal:absolute;mso-position-horizontal-relative:page;mso-position-vertical:absolute;mso-position-vertical-relative:text;v-text-anchor:top" coordsize="5769610,9525" o:gfxdata="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" path="m5769228,l,,,9144r5769228,l5769228,xe" fillcolor="black" stroked="f">
+              <v:shape w14:anchorId="3BA8FD78" id="Graphic 3" o:spid="_x0000_s1026" style="position:absolute;margin-left:71.1pt;margin-top:19.05pt;width:454.3pt;height:.75pt;z-index:-251656704;visibility:visible;mso-wrap-style:square;mso-wrap-distance-left:0;mso-wrap-distance-top:0;mso-wrap-distance-right:0;mso-wrap-distance-bottom:0;mso-position-horizontal:absolute;mso-position-horizontal-relative:page;mso-position-vertical:absolute;mso-position-vertical-relative:text;v-text-anchor:top" coordsize="5769610,9525" o:gfxdata="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" path="m5769228,l,,,9144r5769228,l5769228,xe" fillcolor="black" stroked="f">
                 <v:path arrowok="t"/>
                 <w10:wrap type="topAndBottom" anchorx="page"/>
               </v:shape>
@@ -1402,7 +1409,7 @@
           </mc:Choice>
           <mc:Fallback>
             <w:pict>
-              <v:shape w14:anchorId="10D2A7C0" id="Graphic 4" o:spid="_x0000_s1026" style="position:absolute;margin-left:71.1pt;margin-top:18.5pt;width:454.3pt;height:.75pt;z-index:-251649536;visibility:visible;mso-wrap-style:square;mso-wrap-distance-left:0;mso-wrap-distance-top:0;mso-wrap-distance-right:0;mso-wrap-distance-bottom:0;mso-position-horizontal:absolute;mso-position-horizontal-relative:page;mso-position-vertical:absolute;mso-position-vertical-relative:text;v-text-anchor:top" coordsize="5769610,9525" o:gfxdata="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" path="m5769228,l,,,9144r5769228,l5769228,xe" fillcolor="black" stroked="f">
+              <v:shape w14:anchorId="1EF9456E" id="Graphic 4" o:spid="_x0000_s1026" style="position:absolute;margin-left:71.1pt;margin-top:18.5pt;width:454.3pt;height:.75pt;z-index:-251649536;visibility:visible;mso-wrap-style:square;mso-wrap-distance-left:0;mso-wrap-distance-top:0;mso-wrap-distance-right:0;mso-wrap-distance-bottom:0;mso-position-horizontal:absolute;mso-position-horizontal-relative:page;mso-position-vertical:absolute;mso-position-vertical-relative:text;v-text-anchor:top" coordsize="5769610,9525" o:gfxdata="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" path="m5769228,l,,,9144r5769228,l5769228,xe" fillcolor="black" stroked="f">
                 <v:path arrowok="t"/>
                 <w10:wrap type="topAndBottom" anchorx="page"/>
               </v:shape>
@@ -1480,7 +1487,23 @@
           <w:sz w:val="20"/>
           <w:szCs w:val="20"/>
         </w:rPr>
-        <w:t>Flutter, Dart</w:t>
+        <w:t>Flutter</w:t>
+      </w:r>
+      <w:r>
+        <w:rPr>
+          <w:rFonts w:ascii="Arial" w:hAnsi="Arial" w:cs="Arial"/>
+          <w:sz w:val="20"/>
+          <w:szCs w:val="20"/>
+        </w:rPr>
+        <w:t xml:space="preserve"> &amp;</w:t>
+      </w:r>
+      <w:r>
+        <w:rPr>
+          <w:rFonts w:ascii="Arial" w:hAnsi="Arial" w:cs="Arial"/>
+          <w:sz w:val="20"/>
+          <w:szCs w:val="20"/>
+        </w:rPr>
+        <w:t xml:space="preserve"> Dart</w:t>
       </w:r>
     </w:p>
     <w:p>
@@ -3239,6 +3262,7 @@
   <w:style w:type="character" w:default="1" w:styleId="DefaultParagraphFont">
     <w:name w:val="Default Paragraph Font"/>
     <w:uiPriority w:val="1"/>
+    <w:semiHidden/>
     <w:unhideWhenUsed/>
   </w:style>
   <w:style w:type="table" w:default="1" w:styleId="TableNormal">
